--- a/Backend/Director_Disclosure/Output_Disclosures/2024-25/MUNDRA_LPG_TERMINAL_PRIVATE_LIMITED/MBP-1/MBP1_BHAVIK_BHARATKUMAR_SHAH_00005781.docx
+++ b/Backend/Director_Disclosure/Output_Disclosures/2024-25/MUNDRA_LPG_TERMINAL_PRIVATE_LIMITED/MBP-1/MBP1_BHAVIK_BHARATKUMAR_SHAH_00005781.docx
@@ -93,332 +93,17 @@
     </w:p>
     <w:p>
       <w:pPr>
-        <w:spacing w:before="0" w:after="0"/>
-        <w:jc w:val="left"/>
-      </w:pPr>
-      <w:r>
-        <w:rPr>
-          <w:rFonts w:ascii="Adani" w:hAnsi="Adani"/>
-          <w:b w:val="0"/>
-          <w:sz w:val="20"/>
-          <w:u w:val="none"/>
-        </w:rPr>
-        <w:t>ADANI DIGITAL SERVICES PRIVATE LIMITED</w:t>
-      </w:r>
-    </w:p>
-    <w:p>
-      <w:pPr>
-        <w:spacing w:before="0" w:after="0"/>
-        <w:jc w:val="left"/>
-      </w:pPr>
-      <w:r>
-        <w:rPr>
-          <w:rFonts w:ascii="Adani" w:hAnsi="Adani"/>
-          <w:b w:val="0"/>
-          <w:sz w:val="20"/>
-          <w:u w:val="none"/>
-        </w:rPr>
-        <w:t>ADANI TRADELINE PRIVATE LIMITED</w:t>
-      </w:r>
-    </w:p>
-    <w:p>
-      <w:pPr>
-        <w:spacing w:before="0" w:after="0"/>
-        <w:jc w:val="left"/>
-      </w:pPr>
-      <w:r>
-        <w:rPr>
-          <w:rFonts w:ascii="Adani" w:hAnsi="Adani"/>
-          <w:b w:val="0"/>
-          <w:sz w:val="20"/>
-          <w:u w:val="none"/>
-        </w:rPr>
-        <w:t>ADANI TRADECOM LIMITED</w:t>
-      </w:r>
-    </w:p>
-    <w:p>
-      <w:pPr>
-        <w:spacing w:before="0" w:after="0"/>
-        <w:jc w:val="left"/>
-      </w:pPr>
-      <w:r>
-        <w:rPr>
-          <w:rFonts w:ascii="Adani" w:hAnsi="Adani"/>
-          <w:b w:val="0"/>
-          <w:sz w:val="20"/>
-          <w:u w:val="none"/>
-        </w:rPr>
-        <w:t>NRC LIMITED</w:t>
-      </w:r>
-    </w:p>
-    <w:p>
-      <w:pPr>
-        <w:spacing w:before="0" w:after="0"/>
-        <w:jc w:val="left"/>
-      </w:pPr>
-      <w:r>
-        <w:rPr>
-          <w:rFonts w:ascii="Adani" w:hAnsi="Adani"/>
-          <w:b w:val="0"/>
-          <w:sz w:val="20"/>
-          <w:u w:val="none"/>
-        </w:rPr>
-        <w:t>ADITYA ESTATES PRIVATE LIMITED</w:t>
-      </w:r>
-    </w:p>
-    <w:p>
-      <w:pPr>
-        <w:spacing w:before="0" w:after="0"/>
-        <w:jc w:val="left"/>
-      </w:pPr>
-      <w:r>
-        <w:rPr>
-          <w:rFonts w:ascii="Adani" w:hAnsi="Adani"/>
-          <w:b w:val="0"/>
-          <w:sz w:val="20"/>
-          <w:u w:val="none"/>
-        </w:rPr>
-        <w:t>MUNDRA LPG TERMINAL PRIVATE LIMITED</w:t>
-      </w:r>
-    </w:p>
-    <w:p>
-      <w:pPr>
-        <w:spacing w:before="0" w:after="0"/>
-        <w:jc w:val="left"/>
-      </w:pPr>
-      <w:r>
-        <w:rPr>
-          <w:rFonts w:ascii="Adani" w:hAnsi="Adani"/>
-          <w:b w:val="0"/>
-          <w:sz w:val="20"/>
-          <w:u w:val="none"/>
-        </w:rPr>
-        <w:t>MAHAGUJ POWER LLP</w:t>
-      </w:r>
-    </w:p>
-    <w:p>
-      <w:pPr>
-        <w:spacing w:before="0" w:after="0"/>
-        <w:jc w:val="left"/>
-      </w:pPr>
-      <w:r>
-        <w:rPr>
-          <w:rFonts w:ascii="Adani" w:hAnsi="Adani"/>
-          <w:b w:val="0"/>
-          <w:sz w:val="20"/>
-          <w:u w:val="none"/>
-        </w:rPr>
-        <w:t>ADANI TRADELINE LLP</w:t>
-      </w:r>
-    </w:p>
-    <w:p>
-      <w:pPr>
-        <w:spacing w:before="0" w:after="0"/>
-        <w:jc w:val="left"/>
-      </w:pPr>
-      <w:r>
-        <w:rPr>
-          <w:rFonts w:ascii="Adani" w:hAnsi="Adani"/>
-          <w:b w:val="0"/>
-          <w:sz w:val="20"/>
-          <w:u w:val="none"/>
-        </w:rPr>
-        <w:t>ADANI VENTURES LLP</w:t>
-      </w:r>
-    </w:p>
-    <w:p>
-      <w:pPr>
-        <w:spacing w:before="0" w:after="0"/>
-        <w:jc w:val="left"/>
-      </w:pPr>
-      <w:r>
-        <w:rPr>
-          <w:rFonts w:ascii="Adani" w:hAnsi="Adani"/>
-          <w:b w:val="0"/>
-          <w:sz w:val="20"/>
-          <w:u w:val="none"/>
-        </w:rPr>
-        <w:t>ADANI TRADEWING LLP</w:t>
-      </w:r>
-    </w:p>
-    <w:p>
-      <w:pPr>
-        <w:spacing w:before="0" w:after="0"/>
-        <w:jc w:val="left"/>
-      </w:pPr>
-      <w:r>
-        <w:rPr>
-          <w:rFonts w:ascii="Adani" w:hAnsi="Adani"/>
-          <w:b w:val="0"/>
-          <w:sz w:val="20"/>
-          <w:u w:val="none"/>
-        </w:rPr>
-        <w:t>ADANI TRADEX LLP</w:t>
-      </w:r>
-    </w:p>
-    <w:p>
-      <w:pPr>
-        <w:spacing w:before="0" w:after="0"/>
-        <w:jc w:val="left"/>
-      </w:pPr>
-      <w:r>
-        <w:rPr>
-          <w:rFonts w:ascii="Adani" w:hAnsi="Adani"/>
-          <w:b w:val="0"/>
-          <w:sz w:val="20"/>
-          <w:u w:val="none"/>
-        </w:rPr>
-        <w:t>ADANI INFRASTRUCTURE PRIVATE LIMITED</w:t>
-      </w:r>
-    </w:p>
-    <w:p>
-      <w:pPr>
-        <w:spacing w:before="0" w:after="0"/>
-        <w:jc w:val="left"/>
-      </w:pPr>
-      <w:r>
-        <w:rPr>
-          <w:rFonts w:ascii="Adani" w:hAnsi="Adani"/>
-          <w:b w:val="0"/>
-          <w:sz w:val="20"/>
-          <w:u w:val="none"/>
-        </w:rPr>
-        <w:t>ADANI TRADECOM LLP</w:t>
-      </w:r>
-    </w:p>
-    <w:p>
-      <w:pPr>
-        <w:spacing w:before="0" w:after="0"/>
-        <w:jc w:val="left"/>
-      </w:pPr>
-      <w:r>
-        <w:rPr>
-          <w:rFonts w:ascii="Adani" w:hAnsi="Adani"/>
-          <w:b w:val="0"/>
-          <w:sz w:val="20"/>
-          <w:u w:val="none"/>
-        </w:rPr>
-        <w:t>ADANI TRADING SERVICES LLP</w:t>
-      </w:r>
-    </w:p>
-    <w:p>
-      <w:pPr>
-        <w:spacing w:before="0" w:after="0"/>
-        <w:jc w:val="left"/>
-      </w:pPr>
-      <w:r>
-        <w:rPr>
-          <w:rFonts w:ascii="Adani" w:hAnsi="Adani"/>
-          <w:b w:val="0"/>
-          <w:sz w:val="20"/>
-          <w:u w:val="none"/>
-        </w:rPr>
-        <w:t>SUNANDA AGRI- TRADE PRIVATE LIMITED</w:t>
-      </w:r>
-    </w:p>
-    <w:p>
-      <w:pPr>
-        <w:spacing w:before="0" w:after="0"/>
-        <w:jc w:val="left"/>
-      </w:pPr>
-      <w:r>
-        <w:rPr>
-          <w:rFonts w:ascii="Adani" w:hAnsi="Adani"/>
-          <w:b w:val="0"/>
-          <w:sz w:val="20"/>
-          <w:u w:val="none"/>
-        </w:rPr>
-        <w:t>ADANI RAIL INFRA PRIVATE LIMITED</w:t>
-      </w:r>
-    </w:p>
-    <w:p>
-      <w:pPr>
-        <w:spacing w:before="0" w:after="0"/>
-        <w:jc w:val="left"/>
-      </w:pPr>
-      <w:r>
-        <w:rPr>
-          <w:rFonts w:ascii="Adani" w:hAnsi="Adani"/>
-          <w:b w:val="0"/>
-          <w:sz w:val="20"/>
-          <w:u w:val="none"/>
-        </w:rPr>
-        <w:t>ADANI AGRO PRIVATE LIMITED</w:t>
-      </w:r>
-    </w:p>
-    <w:p>
-      <w:pPr>
-        <w:spacing w:before="0" w:after="0"/>
-        <w:jc w:val="left"/>
-      </w:pPr>
-      <w:r>
-        <w:rPr>
-          <w:rFonts w:ascii="Adani" w:hAnsi="Adani"/>
-          <w:b w:val="0"/>
-          <w:sz w:val="20"/>
-          <w:u w:val="none"/>
-        </w:rPr>
-        <w:t>SHANKHESHWAR INFRACON PRIVATE LIMITED</w:t>
-      </w:r>
-    </w:p>
-    <w:p>
-      <w:pPr>
-        <w:spacing w:before="0" w:after="0"/>
-        <w:jc w:val="left"/>
-      </w:pPr>
-      <w:r>
-        <w:rPr>
-          <w:rFonts w:ascii="Adani" w:hAnsi="Adani"/>
-          <w:b w:val="0"/>
-          <w:sz w:val="20"/>
-          <w:u w:val="none"/>
-        </w:rPr>
-        <w:t>SHANKHESHWAR BUILDWELL LIMITED</w:t>
-      </w:r>
-    </w:p>
-    <w:p>
-      <w:pPr>
-        <w:spacing w:before="0" w:after="0"/>
-        <w:jc w:val="left"/>
-      </w:pPr>
-      <w:r>
-        <w:rPr>
-          <w:rFonts w:ascii="Adani" w:hAnsi="Adani"/>
-          <w:b w:val="0"/>
-          <w:sz w:val="20"/>
-          <w:u w:val="none"/>
-        </w:rPr>
-        <w:t>ADANI RETAIL PRIVATE LIMITED</w:t>
-      </w:r>
-    </w:p>
-    <w:p>
-      <w:pPr>
-        <w:spacing w:before="0" w:after="0"/>
-        <w:jc w:val="left"/>
-      </w:pPr>
-      <w:r>
-        <w:rPr>
-          <w:rFonts w:ascii="Adani" w:hAnsi="Adani"/>
-          <w:b w:val="0"/>
-          <w:sz w:val="20"/>
-          <w:u w:val="none"/>
-        </w:rPr>
-        <w:t>ADANI HABITATS PRIVATE LIMITED</w:t>
-      </w:r>
-    </w:p>
-    <w:p>
-      <w:pPr>
         <w:spacing w:before="0" w:after="160"/>
         <w:jc w:val="left"/>
       </w:pPr>
       <w:r>
         <w:rPr>
           <w:rFonts w:ascii="Adani" w:hAnsi="Adani"/>
-          <w:b w:val="0"/>
+          <w:b/>
           <w:sz w:val="20"/>
           <w:u w:val="none"/>
         </w:rPr>
-        <w:t>ADANI TRUSTEE COMPANY PRIVATE LIMITED</w:t>
+        <w:t>MUNDRA LPG TERMINAL PRIVATE LIMITED</w:t>
       </w:r>
     </w:p>
     <w:p>
@@ -1130,148 +815,6 @@
                 <w:sz w:val="18"/>
                 <w:u w:val="none"/>
               </w:rPr>
-              <w:t>NRC LIMITED</w:t>
-            </w:r>
-          </w:p>
-        </w:tc>
-        <w:tc>
-          <w:tcPr>
-            <w:tcW w:type="dxa" w:w="1814"/>
-            <w:shd w:val="clear" w:color="auto" w:fill="FFFFFF"/>
-            <w:tcBorders>
-              <w:top w:val="single" w:sz="4" w:space="0" w:color="000000"/>
-              <w:left w:val="single" w:sz="4" w:space="0" w:color="000000"/>
-              <w:bottom w:val="single" w:sz="4" w:space="0" w:color="000000"/>
-              <w:right w:val="single" w:sz="4" w:space="0" w:color="000000"/>
-            </w:tcBorders>
-            <w:vAlign w:val="center"/>
-          </w:tcPr>
-          <w:p>
-            <w:pPr>
-              <w:spacing w:before="40" w:after="40"/>
-              <w:jc w:val="left"/>
-            </w:pPr>
-            <w:r>
-              <w:rPr>
-                <w:rFonts w:ascii="Adani" w:hAnsi="Adani"/>
-                <w:b w:val="0"/>
-                <w:sz w:val="18"/>
-                <w:u w:val="none"/>
-              </w:rPr>
-              <w:t>Director</w:t>
-            </w:r>
-          </w:p>
-        </w:tc>
-        <w:tc>
-          <w:tcPr>
-            <w:tcW w:type="dxa" w:w="1020"/>
-            <w:shd w:val="clear" w:color="auto" w:fill="FFFFFF"/>
-            <w:tcBorders>
-              <w:top w:val="single" w:sz="4" w:space="0" w:color="000000"/>
-              <w:left w:val="single" w:sz="4" w:space="0" w:color="000000"/>
-              <w:bottom w:val="single" w:sz="4" w:space="0" w:color="000000"/>
-              <w:right w:val="single" w:sz="4" w:space="0" w:color="000000"/>
-            </w:tcBorders>
-            <w:vAlign w:val="center"/>
-          </w:tcPr>
-          <w:p>
-            <w:pPr>
-              <w:spacing w:before="40" w:after="40"/>
-              <w:jc w:val="left"/>
-            </w:pPr>
-            <w:r>
-              <w:rPr>
-                <w:rFonts w:ascii="Adani" w:hAnsi="Adani"/>
-                <w:b w:val="0"/>
-                <w:sz w:val="18"/>
-                <w:u w:val="none"/>
-              </w:rPr>
-              <w:t>NIL</w:t>
-            </w:r>
-          </w:p>
-        </w:tc>
-        <w:tc>
-          <w:tcPr>
-            <w:tcW w:type="dxa" w:w="1247"/>
-            <w:shd w:val="clear" w:color="auto" w:fill="FFFFFF"/>
-            <w:tcBorders>
-              <w:top w:val="single" w:sz="4" w:space="0" w:color="000000"/>
-              <w:left w:val="single" w:sz="4" w:space="0" w:color="000000"/>
-              <w:bottom w:val="single" w:sz="4" w:space="0" w:color="000000"/>
-              <w:right w:val="single" w:sz="4" w:space="0" w:color="000000"/>
-            </w:tcBorders>
-            <w:vAlign w:val="center"/>
-          </w:tcPr>
-          <w:p>
-            <w:pPr>
-              <w:spacing w:before="40" w:after="40"/>
-              <w:jc w:val="left"/>
-            </w:pPr>
-            <w:r>
-              <w:rPr>
-                <w:rFonts w:ascii="Adani" w:hAnsi="Adani"/>
-                <w:b w:val="0"/>
-                <w:sz w:val="18"/>
-                <w:u w:val="none"/>
-              </w:rPr>
-              <w:t>01/07/2020</w:t>
-            </w:r>
-          </w:p>
-        </w:tc>
-      </w:tr>
-      <w:tr>
-        <w:tc>
-          <w:tcPr>
-            <w:tcW w:type="dxa" w:w="680"/>
-            <w:shd w:val="clear" w:color="auto" w:fill="FFFFFF"/>
-            <w:tcBorders>
-              <w:top w:val="single" w:sz="4" w:space="0" w:color="000000"/>
-              <w:left w:val="single" w:sz="4" w:space="0" w:color="000000"/>
-              <w:bottom w:val="single" w:sz="4" w:space="0" w:color="000000"/>
-              <w:right w:val="single" w:sz="4" w:space="0" w:color="000000"/>
-            </w:tcBorders>
-            <w:vAlign w:val="center"/>
-          </w:tcPr>
-          <w:p>
-            <w:pPr>
-              <w:spacing w:before="40" w:after="40"/>
-              <w:jc w:val="left"/>
-            </w:pPr>
-            <w:r>
-              <w:rPr>
-                <w:rFonts w:ascii="Adani" w:hAnsi="Adani"/>
-                <w:b w:val="0"/>
-                <w:sz w:val="18"/>
-                <w:u w:val="none"/>
-              </w:rPr>
-              <w:t>5</w:t>
-            </w:r>
-          </w:p>
-        </w:tc>
-        <w:tc>
-          <w:tcPr>
-            <w:tcW w:type="dxa" w:w="3969"/>
-            <w:shd w:val="clear" w:color="auto" w:fill="FFFFFF"/>
-            <w:tcBorders>
-              <w:top w:val="single" w:sz="4" w:space="0" w:color="000000"/>
-              <w:left w:val="single" w:sz="4" w:space="0" w:color="000000"/>
-              <w:bottom w:val="single" w:sz="4" w:space="0" w:color="000000"/>
-              <w:right w:val="single" w:sz="4" w:space="0" w:color="000000"/>
-            </w:tcBorders>
-            <w:vAlign w:val="center"/>
-          </w:tcPr>
-          <w:p>
-            <w:pPr>
-              <w:spacing w:before="40" w:after="40"/>
-              <w:jc w:val="left"/>
-            </w:pPr>
-            <w:r>
-              <w:rPr>
-                <w:rFonts w:ascii="Adani" w:hAnsi="Adani"/>
-                <w:b w:val="0"/>
-                <w:sz w:val="18"/>
-                <w:u w:val="none"/>
-              </w:rPr>
               <w:t>ADITYA ESTATES PRIVATE LIMITED</w:t>
             </w:r>
           </w:p>
@@ -1386,149 +929,7 @@
                 <w:sz w:val="18"/>
                 <w:u w:val="none"/>
               </w:rPr>
-              <w:t>6</w:t>
-            </w:r>
-          </w:p>
-        </w:tc>
-        <w:tc>
-          <w:tcPr>
-            <w:tcW w:type="dxa" w:w="3969"/>
-            <w:shd w:val="clear" w:color="auto" w:fill="FFFFFF"/>
-            <w:tcBorders>
-              <w:top w:val="single" w:sz="4" w:space="0" w:color="000000"/>
-              <w:left w:val="single" w:sz="4" w:space="0" w:color="000000"/>
-              <w:bottom w:val="single" w:sz="4" w:space="0" w:color="000000"/>
-              <w:right w:val="single" w:sz="4" w:space="0" w:color="000000"/>
-            </w:tcBorders>
-            <w:vAlign w:val="center"/>
-          </w:tcPr>
-          <w:p>
-            <w:pPr>
-              <w:spacing w:before="40" w:after="40"/>
-              <w:jc w:val="left"/>
-            </w:pPr>
-            <w:r>
-              <w:rPr>
-                <w:rFonts w:ascii="Adani" w:hAnsi="Adani"/>
-                <w:b w:val="0"/>
-                <w:sz w:val="18"/>
-                <w:u w:val="none"/>
-              </w:rPr>
-              <w:t>MUNDRA LPG TERMINAL PRIVATE LIMITED</w:t>
-            </w:r>
-          </w:p>
-        </w:tc>
-        <w:tc>
-          <w:tcPr>
-            <w:tcW w:type="dxa" w:w="1814"/>
-            <w:shd w:val="clear" w:color="auto" w:fill="FFFFFF"/>
-            <w:tcBorders>
-              <w:top w:val="single" w:sz="4" w:space="0" w:color="000000"/>
-              <w:left w:val="single" w:sz="4" w:space="0" w:color="000000"/>
-              <w:bottom w:val="single" w:sz="4" w:space="0" w:color="000000"/>
-              <w:right w:val="single" w:sz="4" w:space="0" w:color="000000"/>
-            </w:tcBorders>
-            <w:vAlign w:val="center"/>
-          </w:tcPr>
-          <w:p>
-            <w:pPr>
-              <w:spacing w:before="40" w:after="40"/>
-              <w:jc w:val="left"/>
-            </w:pPr>
-            <w:r>
-              <w:rPr>
-                <w:rFonts w:ascii="Adani" w:hAnsi="Adani"/>
-                <w:b w:val="0"/>
-                <w:sz w:val="18"/>
-                <w:u w:val="none"/>
-              </w:rPr>
-              <w:t>Director</w:t>
-            </w:r>
-          </w:p>
-        </w:tc>
-        <w:tc>
-          <w:tcPr>
-            <w:tcW w:type="dxa" w:w="1020"/>
-            <w:shd w:val="clear" w:color="auto" w:fill="FFFFFF"/>
-            <w:tcBorders>
-              <w:top w:val="single" w:sz="4" w:space="0" w:color="000000"/>
-              <w:left w:val="single" w:sz="4" w:space="0" w:color="000000"/>
-              <w:bottom w:val="single" w:sz="4" w:space="0" w:color="000000"/>
-              <w:right w:val="single" w:sz="4" w:space="0" w:color="000000"/>
-            </w:tcBorders>
-            <w:vAlign w:val="center"/>
-          </w:tcPr>
-          <w:p>
-            <w:pPr>
-              <w:spacing w:before="40" w:after="40"/>
-              <w:jc w:val="left"/>
-            </w:pPr>
-            <w:r>
-              <w:rPr>
-                <w:rFonts w:ascii="Adani" w:hAnsi="Adani"/>
-                <w:b w:val="0"/>
-                <w:sz w:val="18"/>
-                <w:u w:val="none"/>
-              </w:rPr>
-              <w:t>NIL</w:t>
-            </w:r>
-          </w:p>
-        </w:tc>
-        <w:tc>
-          <w:tcPr>
-            <w:tcW w:type="dxa" w:w="1247"/>
-            <w:shd w:val="clear" w:color="auto" w:fill="FFFFFF"/>
-            <w:tcBorders>
-              <w:top w:val="single" w:sz="4" w:space="0" w:color="000000"/>
-              <w:left w:val="single" w:sz="4" w:space="0" w:color="000000"/>
-              <w:bottom w:val="single" w:sz="4" w:space="0" w:color="000000"/>
-              <w:right w:val="single" w:sz="4" w:space="0" w:color="000000"/>
-            </w:tcBorders>
-            <w:vAlign w:val="center"/>
-          </w:tcPr>
-          <w:p>
-            <w:pPr>
-              <w:spacing w:before="40" w:after="40"/>
-              <w:jc w:val="left"/>
-            </w:pPr>
-            <w:r>
-              <w:rPr>
-                <w:rFonts w:ascii="Adani" w:hAnsi="Adani"/>
-                <w:b w:val="0"/>
-                <w:sz w:val="18"/>
-                <w:u w:val="none"/>
-              </w:rPr>
-              <w:t>29/03/2019</w:t>
-            </w:r>
-          </w:p>
-        </w:tc>
-      </w:tr>
-      <w:tr>
-        <w:tc>
-          <w:tcPr>
-            <w:tcW w:type="dxa" w:w="680"/>
-            <w:shd w:val="clear" w:color="auto" w:fill="FFFFFF"/>
-            <w:tcBorders>
-              <w:top w:val="single" w:sz="4" w:space="0" w:color="000000"/>
-              <w:left w:val="single" w:sz="4" w:space="0" w:color="000000"/>
-              <w:bottom w:val="single" w:sz="4" w:space="0" w:color="000000"/>
-              <w:right w:val="single" w:sz="4" w:space="0" w:color="000000"/>
-            </w:tcBorders>
-            <w:vAlign w:val="center"/>
-          </w:tcPr>
-          <w:p>
-            <w:pPr>
-              <w:spacing w:before="40" w:after="40"/>
-              <w:jc w:val="left"/>
-            </w:pPr>
-            <w:r>
-              <w:rPr>
-                <w:rFonts w:ascii="Adani" w:hAnsi="Adani"/>
-                <w:b w:val="0"/>
-                <w:sz w:val="18"/>
-                <w:u w:val="none"/>
-              </w:rPr>
-              <w:t>7</w:t>
+              <w:t>5</w:t>
             </w:r>
           </w:p>
         </w:tc>
@@ -1670,7 +1071,7 @@
                 <w:sz w:val="18"/>
                 <w:u w:val="none"/>
               </w:rPr>
-              <w:t>8</w:t>
+              <w:t>6</w:t>
             </w:r>
           </w:p>
         </w:tc>
@@ -1812,7 +1213,7 @@
                 <w:sz w:val="18"/>
                 <w:u w:val="none"/>
               </w:rPr>
-              <w:t>9</w:t>
+              <w:t>7</w:t>
             </w:r>
           </w:p>
         </w:tc>
@@ -1954,7 +1355,7 @@
                 <w:sz w:val="18"/>
                 <w:u w:val="none"/>
               </w:rPr>
-              <w:t>10</w:t>
+              <w:t>8</w:t>
             </w:r>
           </w:p>
         </w:tc>
@@ -2096,7 +1497,7 @@
                 <w:sz w:val="18"/>
                 <w:u w:val="none"/>
               </w:rPr>
-              <w:t>11</w:t>
+              <w:t>9</w:t>
             </w:r>
           </w:p>
         </w:tc>
@@ -2238,149 +1639,7 @@
                 <w:sz w:val="18"/>
                 <w:u w:val="none"/>
               </w:rPr>
-              <w:t>12</w:t>
-            </w:r>
-          </w:p>
-        </w:tc>
-        <w:tc>
-          <w:tcPr>
-            <w:tcW w:type="dxa" w:w="3969"/>
-            <w:shd w:val="clear" w:color="auto" w:fill="FFFFFF"/>
-            <w:tcBorders>
-              <w:top w:val="single" w:sz="4" w:space="0" w:color="000000"/>
-              <w:left w:val="single" w:sz="4" w:space="0" w:color="000000"/>
-              <w:bottom w:val="single" w:sz="4" w:space="0" w:color="000000"/>
-              <w:right w:val="single" w:sz="4" w:space="0" w:color="000000"/>
-            </w:tcBorders>
-            <w:vAlign w:val="center"/>
-          </w:tcPr>
-          <w:p>
-            <w:pPr>
-              <w:spacing w:before="40" w:after="40"/>
-              <w:jc w:val="left"/>
-            </w:pPr>
-            <w:r>
-              <w:rPr>
-                <w:rFonts w:ascii="Adani" w:hAnsi="Adani"/>
-                <w:b w:val="0"/>
-                <w:sz w:val="18"/>
-                <w:u w:val="none"/>
-              </w:rPr>
-              <w:t>ADANI INFRASTRUCTURE PRIVATE LIMITED</w:t>
-            </w:r>
-          </w:p>
-        </w:tc>
-        <w:tc>
-          <w:tcPr>
-            <w:tcW w:type="dxa" w:w="1814"/>
-            <w:shd w:val="clear" w:color="auto" w:fill="FFFFFF"/>
-            <w:tcBorders>
-              <w:top w:val="single" w:sz="4" w:space="0" w:color="000000"/>
-              <w:left w:val="single" w:sz="4" w:space="0" w:color="000000"/>
-              <w:bottom w:val="single" w:sz="4" w:space="0" w:color="000000"/>
-              <w:right w:val="single" w:sz="4" w:space="0" w:color="000000"/>
-            </w:tcBorders>
-            <w:vAlign w:val="center"/>
-          </w:tcPr>
-          <w:p>
-            <w:pPr>
-              <w:spacing w:before="40" w:after="40"/>
-              <w:jc w:val="left"/>
-            </w:pPr>
-            <w:r>
-              <w:rPr>
-                <w:rFonts w:ascii="Adani" w:hAnsi="Adani"/>
-                <w:b w:val="0"/>
-                <w:sz w:val="18"/>
-                <w:u w:val="none"/>
-              </w:rPr>
-              <w:t>Director</w:t>
-            </w:r>
-          </w:p>
-        </w:tc>
-        <w:tc>
-          <w:tcPr>
-            <w:tcW w:type="dxa" w:w="1020"/>
-            <w:shd w:val="clear" w:color="auto" w:fill="FFFFFF"/>
-            <w:tcBorders>
-              <w:top w:val="single" w:sz="4" w:space="0" w:color="000000"/>
-              <w:left w:val="single" w:sz="4" w:space="0" w:color="000000"/>
-              <w:bottom w:val="single" w:sz="4" w:space="0" w:color="000000"/>
-              <w:right w:val="single" w:sz="4" w:space="0" w:color="000000"/>
-            </w:tcBorders>
-            <w:vAlign w:val="center"/>
-          </w:tcPr>
-          <w:p>
-            <w:pPr>
-              <w:spacing w:before="40" w:after="40"/>
-              <w:jc w:val="left"/>
-            </w:pPr>
-            <w:r>
-              <w:rPr>
-                <w:rFonts w:ascii="Adani" w:hAnsi="Adani"/>
-                <w:b w:val="0"/>
-                <w:sz w:val="18"/>
-                <w:u w:val="none"/>
-              </w:rPr>
-              <w:t>NIL</w:t>
-            </w:r>
-          </w:p>
-        </w:tc>
-        <w:tc>
-          <w:tcPr>
-            <w:tcW w:type="dxa" w:w="1247"/>
-            <w:shd w:val="clear" w:color="auto" w:fill="FFFFFF"/>
-            <w:tcBorders>
-              <w:top w:val="single" w:sz="4" w:space="0" w:color="000000"/>
-              <w:left w:val="single" w:sz="4" w:space="0" w:color="000000"/>
-              <w:bottom w:val="single" w:sz="4" w:space="0" w:color="000000"/>
-              <w:right w:val="single" w:sz="4" w:space="0" w:color="000000"/>
-            </w:tcBorders>
-            <w:vAlign w:val="center"/>
-          </w:tcPr>
-          <w:p>
-            <w:pPr>
-              <w:spacing w:before="40" w:after="40"/>
-              <w:jc w:val="left"/>
-            </w:pPr>
-            <w:r>
-              <w:rPr>
-                <w:rFonts w:ascii="Adani" w:hAnsi="Adani"/>
-                <w:b w:val="0"/>
-                <w:sz w:val="18"/>
-                <w:u w:val="none"/>
-              </w:rPr>
-              <w:t>21/03/2017</w:t>
-            </w:r>
-          </w:p>
-        </w:tc>
-      </w:tr>
-      <w:tr>
-        <w:tc>
-          <w:tcPr>
-            <w:tcW w:type="dxa" w:w="680"/>
-            <w:shd w:val="clear" w:color="auto" w:fill="FFFFFF"/>
-            <w:tcBorders>
-              <w:top w:val="single" w:sz="4" w:space="0" w:color="000000"/>
-              <w:left w:val="single" w:sz="4" w:space="0" w:color="000000"/>
-              <w:bottom w:val="single" w:sz="4" w:space="0" w:color="000000"/>
-              <w:right w:val="single" w:sz="4" w:space="0" w:color="000000"/>
-            </w:tcBorders>
-            <w:vAlign w:val="center"/>
-          </w:tcPr>
-          <w:p>
-            <w:pPr>
-              <w:spacing w:before="40" w:after="40"/>
-              <w:jc w:val="left"/>
-            </w:pPr>
-            <w:r>
-              <w:rPr>
-                <w:rFonts w:ascii="Adani" w:hAnsi="Adani"/>
-                <w:b w:val="0"/>
-                <w:sz w:val="18"/>
-                <w:u w:val="none"/>
-              </w:rPr>
-              <w:t>13</w:t>
+              <w:t>10</w:t>
             </w:r>
           </w:p>
         </w:tc>
@@ -2522,7 +1781,7 @@
                 <w:sz w:val="18"/>
                 <w:u w:val="none"/>
               </w:rPr>
-              <w:t>14</w:t>
+              <w:t>11</w:t>
             </w:r>
           </w:p>
         </w:tc>
@@ -2664,7 +1923,7 @@
                 <w:sz w:val="18"/>
                 <w:u w:val="none"/>
               </w:rPr>
-              <w:t>15</w:t>
+              <w:t>12</w:t>
             </w:r>
           </w:p>
         </w:tc>
@@ -2806,149 +2065,7 @@
                 <w:sz w:val="18"/>
                 <w:u w:val="none"/>
               </w:rPr>
-              <w:t>16</w:t>
-            </w:r>
-          </w:p>
-        </w:tc>
-        <w:tc>
-          <w:tcPr>
-            <w:tcW w:type="dxa" w:w="3969"/>
-            <w:shd w:val="clear" w:color="auto" w:fill="FFFFFF"/>
-            <w:tcBorders>
-              <w:top w:val="single" w:sz="4" w:space="0" w:color="000000"/>
-              <w:left w:val="single" w:sz="4" w:space="0" w:color="000000"/>
-              <w:bottom w:val="single" w:sz="4" w:space="0" w:color="000000"/>
-              <w:right w:val="single" w:sz="4" w:space="0" w:color="000000"/>
-            </w:tcBorders>
-            <w:vAlign w:val="center"/>
-          </w:tcPr>
-          <w:p>
-            <w:pPr>
-              <w:spacing w:before="40" w:after="40"/>
-              <w:jc w:val="left"/>
-            </w:pPr>
-            <w:r>
-              <w:rPr>
-                <w:rFonts w:ascii="Adani" w:hAnsi="Adani"/>
-                <w:b w:val="0"/>
-                <w:sz w:val="18"/>
-                <w:u w:val="none"/>
-              </w:rPr>
-              <w:t>ADANI RAIL INFRA PRIVATE LIMITED</w:t>
-            </w:r>
-          </w:p>
-        </w:tc>
-        <w:tc>
-          <w:tcPr>
-            <w:tcW w:type="dxa" w:w="1814"/>
-            <w:shd w:val="clear" w:color="auto" w:fill="FFFFFF"/>
-            <w:tcBorders>
-              <w:top w:val="single" w:sz="4" w:space="0" w:color="000000"/>
-              <w:left w:val="single" w:sz="4" w:space="0" w:color="000000"/>
-              <w:bottom w:val="single" w:sz="4" w:space="0" w:color="000000"/>
-              <w:right w:val="single" w:sz="4" w:space="0" w:color="000000"/>
-            </w:tcBorders>
-            <w:vAlign w:val="center"/>
-          </w:tcPr>
-          <w:p>
-            <w:pPr>
-              <w:spacing w:before="40" w:after="40"/>
-              <w:jc w:val="left"/>
-            </w:pPr>
-            <w:r>
-              <w:rPr>
-                <w:rFonts w:ascii="Adani" w:hAnsi="Adani"/>
-                <w:b w:val="0"/>
-                <w:sz w:val="18"/>
-                <w:u w:val="none"/>
-              </w:rPr>
-              <w:t>Managing Director</w:t>
-            </w:r>
-          </w:p>
-        </w:tc>
-        <w:tc>
-          <w:tcPr>
-            <w:tcW w:type="dxa" w:w="1020"/>
-            <w:shd w:val="clear" w:color="auto" w:fill="FFFFFF"/>
-            <w:tcBorders>
-              <w:top w:val="single" w:sz="4" w:space="0" w:color="000000"/>
-              <w:left w:val="single" w:sz="4" w:space="0" w:color="000000"/>
-              <w:bottom w:val="single" w:sz="4" w:space="0" w:color="000000"/>
-              <w:right w:val="single" w:sz="4" w:space="0" w:color="000000"/>
-            </w:tcBorders>
-            <w:vAlign w:val="center"/>
-          </w:tcPr>
-          <w:p>
-            <w:pPr>
-              <w:spacing w:before="40" w:after="40"/>
-              <w:jc w:val="left"/>
-            </w:pPr>
-            <w:r>
-              <w:rPr>
-                <w:rFonts w:ascii="Adani" w:hAnsi="Adani"/>
-                <w:b w:val="0"/>
-                <w:sz w:val="18"/>
-                <w:u w:val="none"/>
-              </w:rPr>
-              <w:t>NIL</w:t>
-            </w:r>
-          </w:p>
-        </w:tc>
-        <w:tc>
-          <w:tcPr>
-            <w:tcW w:type="dxa" w:w="1247"/>
-            <w:shd w:val="clear" w:color="auto" w:fill="FFFFFF"/>
-            <w:tcBorders>
-              <w:top w:val="single" w:sz="4" w:space="0" w:color="000000"/>
-              <w:left w:val="single" w:sz="4" w:space="0" w:color="000000"/>
-              <w:bottom w:val="single" w:sz="4" w:space="0" w:color="000000"/>
-              <w:right w:val="single" w:sz="4" w:space="0" w:color="000000"/>
-            </w:tcBorders>
-            <w:vAlign w:val="center"/>
-          </w:tcPr>
-          <w:p>
-            <w:pPr>
-              <w:spacing w:before="40" w:after="40"/>
-              <w:jc w:val="left"/>
-            </w:pPr>
-            <w:r>
-              <w:rPr>
-                <w:rFonts w:ascii="Adani" w:hAnsi="Adani"/>
-                <w:b w:val="0"/>
-                <w:sz w:val="18"/>
-                <w:u w:val="none"/>
-              </w:rPr>
-              <w:t>09/02/2015</w:t>
-            </w:r>
-          </w:p>
-        </w:tc>
-      </w:tr>
-      <w:tr>
-        <w:tc>
-          <w:tcPr>
-            <w:tcW w:type="dxa" w:w="680"/>
-            <w:shd w:val="clear" w:color="auto" w:fill="FFFFFF"/>
-            <w:tcBorders>
-              <w:top w:val="single" w:sz="4" w:space="0" w:color="000000"/>
-              <w:left w:val="single" w:sz="4" w:space="0" w:color="000000"/>
-              <w:bottom w:val="single" w:sz="4" w:space="0" w:color="000000"/>
-              <w:right w:val="single" w:sz="4" w:space="0" w:color="000000"/>
-            </w:tcBorders>
-            <w:vAlign w:val="center"/>
-          </w:tcPr>
-          <w:p>
-            <w:pPr>
-              <w:spacing w:before="40" w:after="40"/>
-              <w:jc w:val="left"/>
-            </w:pPr>
-            <w:r>
-              <w:rPr>
-                <w:rFonts w:ascii="Adani" w:hAnsi="Adani"/>
-                <w:b w:val="0"/>
-                <w:sz w:val="18"/>
-                <w:u w:val="none"/>
-              </w:rPr>
-              <w:t>17</w:t>
+              <w:t>13</w:t>
             </w:r>
           </w:p>
         </w:tc>
@@ -3090,291 +2207,7 @@
                 <w:sz w:val="18"/>
                 <w:u w:val="none"/>
               </w:rPr>
-              <w:t>18</w:t>
-            </w:r>
-          </w:p>
-        </w:tc>
-        <w:tc>
-          <w:tcPr>
-            <w:tcW w:type="dxa" w:w="3969"/>
-            <w:shd w:val="clear" w:color="auto" w:fill="FFFFFF"/>
-            <w:tcBorders>
-              <w:top w:val="single" w:sz="4" w:space="0" w:color="000000"/>
-              <w:left w:val="single" w:sz="4" w:space="0" w:color="000000"/>
-              <w:bottom w:val="single" w:sz="4" w:space="0" w:color="000000"/>
-              <w:right w:val="single" w:sz="4" w:space="0" w:color="000000"/>
-            </w:tcBorders>
-            <w:vAlign w:val="center"/>
-          </w:tcPr>
-          <w:p>
-            <w:pPr>
-              <w:spacing w:before="40" w:after="40"/>
-              <w:jc w:val="left"/>
-            </w:pPr>
-            <w:r>
-              <w:rPr>
-                <w:rFonts w:ascii="Adani" w:hAnsi="Adani"/>
-                <w:b w:val="0"/>
-                <w:sz w:val="18"/>
-                <w:u w:val="none"/>
-              </w:rPr>
-              <w:t>SHANKHESHWAR INFRACON PRIVATE LIMITED</w:t>
-            </w:r>
-          </w:p>
-        </w:tc>
-        <w:tc>
-          <w:tcPr>
-            <w:tcW w:type="dxa" w:w="1814"/>
-            <w:shd w:val="clear" w:color="auto" w:fill="FFFFFF"/>
-            <w:tcBorders>
-              <w:top w:val="single" w:sz="4" w:space="0" w:color="000000"/>
-              <w:left w:val="single" w:sz="4" w:space="0" w:color="000000"/>
-              <w:bottom w:val="single" w:sz="4" w:space="0" w:color="000000"/>
-              <w:right w:val="single" w:sz="4" w:space="0" w:color="000000"/>
-            </w:tcBorders>
-            <w:vAlign w:val="center"/>
-          </w:tcPr>
-          <w:p>
-            <w:pPr>
-              <w:spacing w:before="40" w:after="40"/>
-              <w:jc w:val="left"/>
-            </w:pPr>
-            <w:r>
-              <w:rPr>
-                <w:rFonts w:ascii="Adani" w:hAnsi="Adani"/>
-                <w:b w:val="0"/>
-                <w:sz w:val="18"/>
-                <w:u w:val="none"/>
-              </w:rPr>
-              <w:t>Director</w:t>
-            </w:r>
-          </w:p>
-        </w:tc>
-        <w:tc>
-          <w:tcPr>
-            <w:tcW w:type="dxa" w:w="1020"/>
-            <w:shd w:val="clear" w:color="auto" w:fill="FFFFFF"/>
-            <w:tcBorders>
-              <w:top w:val="single" w:sz="4" w:space="0" w:color="000000"/>
-              <w:left w:val="single" w:sz="4" w:space="0" w:color="000000"/>
-              <w:bottom w:val="single" w:sz="4" w:space="0" w:color="000000"/>
-              <w:right w:val="single" w:sz="4" w:space="0" w:color="000000"/>
-            </w:tcBorders>
-            <w:vAlign w:val="center"/>
-          </w:tcPr>
-          <w:p>
-            <w:pPr>
-              <w:spacing w:before="40" w:after="40"/>
-              <w:jc w:val="left"/>
-            </w:pPr>
-            <w:r>
-              <w:rPr>
-                <w:rFonts w:ascii="Adani" w:hAnsi="Adani"/>
-                <w:b w:val="0"/>
-                <w:sz w:val="18"/>
-                <w:u w:val="none"/>
-              </w:rPr>
-              <w:t>NIL</w:t>
-            </w:r>
-          </w:p>
-        </w:tc>
-        <w:tc>
-          <w:tcPr>
-            <w:tcW w:type="dxa" w:w="1247"/>
-            <w:shd w:val="clear" w:color="auto" w:fill="FFFFFF"/>
-            <w:tcBorders>
-              <w:top w:val="single" w:sz="4" w:space="0" w:color="000000"/>
-              <w:left w:val="single" w:sz="4" w:space="0" w:color="000000"/>
-              <w:bottom w:val="single" w:sz="4" w:space="0" w:color="000000"/>
-              <w:right w:val="single" w:sz="4" w:space="0" w:color="000000"/>
-            </w:tcBorders>
-            <w:vAlign w:val="center"/>
-          </w:tcPr>
-          <w:p>
-            <w:pPr>
-              <w:spacing w:before="40" w:after="40"/>
-              <w:jc w:val="left"/>
-            </w:pPr>
-            <w:r>
-              <w:rPr>
-                <w:rFonts w:ascii="Adani" w:hAnsi="Adani"/>
-                <w:b w:val="0"/>
-                <w:sz w:val="18"/>
-                <w:u w:val="none"/>
-              </w:rPr>
-              <w:t>15/12/2011</w:t>
-            </w:r>
-          </w:p>
-        </w:tc>
-      </w:tr>
-      <w:tr>
-        <w:tc>
-          <w:tcPr>
-            <w:tcW w:type="dxa" w:w="680"/>
-            <w:shd w:val="clear" w:color="auto" w:fill="FFFFFF"/>
-            <w:tcBorders>
-              <w:top w:val="single" w:sz="4" w:space="0" w:color="000000"/>
-              <w:left w:val="single" w:sz="4" w:space="0" w:color="000000"/>
-              <w:bottom w:val="single" w:sz="4" w:space="0" w:color="000000"/>
-              <w:right w:val="single" w:sz="4" w:space="0" w:color="000000"/>
-            </w:tcBorders>
-            <w:vAlign w:val="center"/>
-          </w:tcPr>
-          <w:p>
-            <w:pPr>
-              <w:spacing w:before="40" w:after="40"/>
-              <w:jc w:val="left"/>
-            </w:pPr>
-            <w:r>
-              <w:rPr>
-                <w:rFonts w:ascii="Adani" w:hAnsi="Adani"/>
-                <w:b w:val="0"/>
-                <w:sz w:val="18"/>
-                <w:u w:val="none"/>
-              </w:rPr>
-              <w:t>19</w:t>
-            </w:r>
-          </w:p>
-        </w:tc>
-        <w:tc>
-          <w:tcPr>
-            <w:tcW w:type="dxa" w:w="3969"/>
-            <w:shd w:val="clear" w:color="auto" w:fill="FFFFFF"/>
-            <w:tcBorders>
-              <w:top w:val="single" w:sz="4" w:space="0" w:color="000000"/>
-              <w:left w:val="single" w:sz="4" w:space="0" w:color="000000"/>
-              <w:bottom w:val="single" w:sz="4" w:space="0" w:color="000000"/>
-              <w:right w:val="single" w:sz="4" w:space="0" w:color="000000"/>
-            </w:tcBorders>
-            <w:vAlign w:val="center"/>
-          </w:tcPr>
-          <w:p>
-            <w:pPr>
-              <w:spacing w:before="40" w:after="40"/>
-              <w:jc w:val="left"/>
-            </w:pPr>
-            <w:r>
-              <w:rPr>
-                <w:rFonts w:ascii="Adani" w:hAnsi="Adani"/>
-                <w:b w:val="0"/>
-                <w:sz w:val="18"/>
-                <w:u w:val="none"/>
-              </w:rPr>
-              <w:t>SHANKHESHWAR BUILDWELL LIMITED</w:t>
-            </w:r>
-          </w:p>
-        </w:tc>
-        <w:tc>
-          <w:tcPr>
-            <w:tcW w:type="dxa" w:w="1814"/>
-            <w:shd w:val="clear" w:color="auto" w:fill="FFFFFF"/>
-            <w:tcBorders>
-              <w:top w:val="single" w:sz="4" w:space="0" w:color="000000"/>
-              <w:left w:val="single" w:sz="4" w:space="0" w:color="000000"/>
-              <w:bottom w:val="single" w:sz="4" w:space="0" w:color="000000"/>
-              <w:right w:val="single" w:sz="4" w:space="0" w:color="000000"/>
-            </w:tcBorders>
-            <w:vAlign w:val="center"/>
-          </w:tcPr>
-          <w:p>
-            <w:pPr>
-              <w:spacing w:before="40" w:after="40"/>
-              <w:jc w:val="left"/>
-            </w:pPr>
-            <w:r>
-              <w:rPr>
-                <w:rFonts w:ascii="Adani" w:hAnsi="Adani"/>
-                <w:b w:val="0"/>
-                <w:sz w:val="18"/>
-                <w:u w:val="none"/>
-              </w:rPr>
-              <w:t>Director</w:t>
-            </w:r>
-          </w:p>
-        </w:tc>
-        <w:tc>
-          <w:tcPr>
-            <w:tcW w:type="dxa" w:w="1020"/>
-            <w:shd w:val="clear" w:color="auto" w:fill="FFFFFF"/>
-            <w:tcBorders>
-              <w:top w:val="single" w:sz="4" w:space="0" w:color="000000"/>
-              <w:left w:val="single" w:sz="4" w:space="0" w:color="000000"/>
-              <w:bottom w:val="single" w:sz="4" w:space="0" w:color="000000"/>
-              <w:right w:val="single" w:sz="4" w:space="0" w:color="000000"/>
-            </w:tcBorders>
-            <w:vAlign w:val="center"/>
-          </w:tcPr>
-          <w:p>
-            <w:pPr>
-              <w:spacing w:before="40" w:after="40"/>
-              <w:jc w:val="left"/>
-            </w:pPr>
-            <w:r>
-              <w:rPr>
-                <w:rFonts w:ascii="Adani" w:hAnsi="Adani"/>
-                <w:b w:val="0"/>
-                <w:sz w:val="18"/>
-                <w:u w:val="none"/>
-              </w:rPr>
-              <w:t>NIL</w:t>
-            </w:r>
-          </w:p>
-        </w:tc>
-        <w:tc>
-          <w:tcPr>
-            <w:tcW w:type="dxa" w:w="1247"/>
-            <w:shd w:val="clear" w:color="auto" w:fill="FFFFFF"/>
-            <w:tcBorders>
-              <w:top w:val="single" w:sz="4" w:space="0" w:color="000000"/>
-              <w:left w:val="single" w:sz="4" w:space="0" w:color="000000"/>
-              <w:bottom w:val="single" w:sz="4" w:space="0" w:color="000000"/>
-              <w:right w:val="single" w:sz="4" w:space="0" w:color="000000"/>
-            </w:tcBorders>
-            <w:vAlign w:val="center"/>
-          </w:tcPr>
-          <w:p>
-            <w:pPr>
-              <w:spacing w:before="40" w:after="40"/>
-              <w:jc w:val="left"/>
-            </w:pPr>
-            <w:r>
-              <w:rPr>
-                <w:rFonts w:ascii="Adani" w:hAnsi="Adani"/>
-                <w:b w:val="0"/>
-                <w:sz w:val="18"/>
-                <w:u w:val="none"/>
-              </w:rPr>
-              <w:t>15/12/2009</w:t>
-            </w:r>
-          </w:p>
-        </w:tc>
-      </w:tr>
-      <w:tr>
-        <w:tc>
-          <w:tcPr>
-            <w:tcW w:type="dxa" w:w="680"/>
-            <w:shd w:val="clear" w:color="auto" w:fill="FFFFFF"/>
-            <w:tcBorders>
-              <w:top w:val="single" w:sz="4" w:space="0" w:color="000000"/>
-              <w:left w:val="single" w:sz="4" w:space="0" w:color="000000"/>
-              <w:bottom w:val="single" w:sz="4" w:space="0" w:color="000000"/>
-              <w:right w:val="single" w:sz="4" w:space="0" w:color="000000"/>
-            </w:tcBorders>
-            <w:vAlign w:val="center"/>
-          </w:tcPr>
-          <w:p>
-            <w:pPr>
-              <w:spacing w:before="40" w:after="40"/>
-              <w:jc w:val="left"/>
-            </w:pPr>
-            <w:r>
-              <w:rPr>
-                <w:rFonts w:ascii="Adani" w:hAnsi="Adani"/>
-                <w:b w:val="0"/>
-                <w:sz w:val="18"/>
-                <w:u w:val="none"/>
-              </w:rPr>
-              <w:t>20</w:t>
+              <w:t>14</w:t>
             </w:r>
           </w:p>
         </w:tc>
@@ -3516,7 +2349,7 @@
                 <w:sz w:val="18"/>
                 <w:u w:val="none"/>
               </w:rPr>
-              <w:t>21</w:t>
+              <w:t>15</w:t>
             </w:r>
           </w:p>
         </w:tc>
@@ -3658,7 +2491,7 @@
                 <w:sz w:val="18"/>
                 <w:u w:val="none"/>
               </w:rPr>
-              <w:t>22</w:t>
+              <w:t>16</w:t>
             </w:r>
           </w:p>
         </w:tc>
@@ -4007,7 +2840,7 @@
                 <w:sz w:val="18"/>
                 <w:u w:val="none"/>
               </w:rPr>
-              <w:t>Date:   07th May, 2026</w:t>
+              <w:t>Date:   15th May, 2026</w:t>
             </w:r>
           </w:p>
         </w:tc>
@@ -4273,174 +3106,441 @@
         <w:t>:</w:t>
       </w:r>
     </w:p>
-    <w:p>
-      <w:pPr>
-        <w:pStyle w:val="ListNumber"/>
-        <w:spacing w:before="0" w:after="40"/>
-        <w:ind w:left="720"/>
-      </w:pPr>
-      <w:r>
-        <w:rPr>
-          <w:rFonts w:ascii="Adani" w:hAnsi="Adani"/>
-          <w:b w:val="0"/>
-          <w:sz w:val="20"/>
-          <w:u w:val="none"/>
-        </w:rPr>
-        <w:t>Father</w:t>
-        <w:tab/>
-        <w:tab/>
-        <w:t>:</w:t>
-        <w:tab/>
-        <w:t>NIL</w:t>
-      </w:r>
-    </w:p>
-    <w:p>
-      <w:pPr>
-        <w:pStyle w:val="ListNumber"/>
-        <w:spacing w:before="0" w:after="40"/>
-        <w:ind w:left="720"/>
-      </w:pPr>
-      <w:r>
-        <w:rPr>
-          <w:rFonts w:ascii="Adani" w:hAnsi="Adani"/>
-          <w:b w:val="0"/>
-          <w:sz w:val="20"/>
-          <w:u w:val="none"/>
-        </w:rPr>
-        <w:t>Mother</w:t>
-        <w:tab/>
-        <w:tab/>
-        <w:t>:</w:t>
-        <w:tab/>
-        <w:t>NIL</w:t>
-      </w:r>
-    </w:p>
-    <w:p>
-      <w:pPr>
-        <w:pStyle w:val="ListNumber"/>
-        <w:spacing w:before="0" w:after="40"/>
-        <w:ind w:left="720"/>
-      </w:pPr>
-      <w:r>
-        <w:rPr>
-          <w:rFonts w:ascii="Adani" w:hAnsi="Adani"/>
-          <w:b w:val="0"/>
-          <w:sz w:val="20"/>
-          <w:u w:val="none"/>
-        </w:rPr>
-        <w:t>Son</w:t>
-        <w:tab/>
-        <w:tab/>
-        <w:t>:</w:t>
-        <w:tab/>
-        <w:t>NIL</w:t>
-      </w:r>
-    </w:p>
-    <w:p>
-      <w:pPr>
-        <w:pStyle w:val="ListNumber"/>
-        <w:spacing w:before="0" w:after="40"/>
-        <w:ind w:left="720"/>
-      </w:pPr>
-      <w:r>
-        <w:rPr>
-          <w:rFonts w:ascii="Adani" w:hAnsi="Adani"/>
-          <w:b w:val="0"/>
-          <w:sz w:val="20"/>
-          <w:u w:val="none"/>
-        </w:rPr>
-        <w:t>Son's Wife</w:t>
-        <w:tab/>
-        <w:tab/>
-        <w:t>:</w:t>
-        <w:tab/>
-        <w:t>NIL</w:t>
-      </w:r>
-    </w:p>
-    <w:p>
-      <w:pPr>
-        <w:pStyle w:val="ListNumber"/>
-        <w:spacing w:before="0" w:after="40"/>
-        <w:ind w:left="720"/>
-      </w:pPr>
-      <w:r>
-        <w:rPr>
-          <w:rFonts w:ascii="Adani" w:hAnsi="Adani"/>
-          <w:b w:val="0"/>
-          <w:sz w:val="20"/>
-          <w:u w:val="none"/>
-        </w:rPr>
-        <w:t>Daughter</w:t>
-        <w:tab/>
-        <w:tab/>
-        <w:t>:</w:t>
-        <w:tab/>
-        <w:t>NIL</w:t>
-      </w:r>
-    </w:p>
-    <w:p>
-      <w:pPr>
-        <w:pStyle w:val="ListNumber"/>
-        <w:spacing w:before="0" w:after="40"/>
-        <w:ind w:left="720"/>
-      </w:pPr>
-      <w:r>
-        <w:rPr>
-          <w:rFonts w:ascii="Adani" w:hAnsi="Adani"/>
-          <w:b w:val="0"/>
-          <w:sz w:val="20"/>
-          <w:u w:val="none"/>
-        </w:rPr>
-        <w:t>Daughter's Husband</w:t>
-        <w:tab/>
-        <w:tab/>
-        <w:t>:</w:t>
-        <w:tab/>
-        <w:t>NIL</w:t>
-      </w:r>
-    </w:p>
-    <w:p>
-      <w:pPr>
-        <w:pStyle w:val="ListNumber"/>
-        <w:spacing w:before="0" w:after="40"/>
-        <w:ind w:left="720"/>
-      </w:pPr>
-      <w:r>
-        <w:rPr>
-          <w:rFonts w:ascii="Adani" w:hAnsi="Adani"/>
-          <w:b w:val="0"/>
-          <w:sz w:val="20"/>
-          <w:u w:val="none"/>
-        </w:rPr>
-        <w:t>Brother</w:t>
-        <w:tab/>
-        <w:tab/>
-        <w:t>:</w:t>
-        <w:tab/>
-        <w:t>NIL</w:t>
-      </w:r>
-    </w:p>
-    <w:p>
-      <w:pPr>
-        <w:pStyle w:val="ListNumber"/>
-        <w:spacing w:before="0" w:after="40"/>
-        <w:ind w:left="720"/>
-      </w:pPr>
-      <w:r>
-        <w:rPr>
-          <w:rFonts w:ascii="Adani" w:hAnsi="Adani"/>
-          <w:b w:val="0"/>
-          <w:sz w:val="20"/>
-          <w:u w:val="none"/>
-        </w:rPr>
-        <w:t>Sister</w:t>
-        <w:tab/>
-        <w:tab/>
-        <w:t>:</w:t>
-        <w:tab/>
-        <w:t>NIL</w:t>
-      </w:r>
-    </w:p>
+    <w:tbl>
+      <w:tblPr>
+        <w:tblW w:type="auto" w:w="0"/>
+        <w:jc w:val="left"/>
+        <w:tblLook w:firstColumn="1" w:firstRow="1" w:lastColumn="0" w:lastRow="0" w:noHBand="0" w:noVBand="1" w:val="04A0"/>
+      </w:tblPr>
+      <w:tblGrid>
+        <w:gridCol w:w="4536"/>
+        <w:gridCol w:w="4536"/>
+      </w:tblGrid>
+      <w:tr>
+        <w:tc>
+          <w:tcPr>
+            <w:tcW w:type="dxa" w:w="4536"/>
+            <w:tcBorders>
+              <w:top w:val="none"/>
+              <w:bottom w:val="none"/>
+              <w:left w:val="none"/>
+              <w:right w:val="none"/>
+            </w:tcBorders>
+          </w:tcPr>
+          <w:p>
+            <w:pPr>
+              <w:ind w:left="720"/>
+            </w:pPr>
+            <w:r>
+              <w:rPr>
+                <w:rFonts w:ascii="Adani" w:hAnsi="Adani"/>
+                <w:b w:val="0"/>
+                <w:sz w:val="20"/>
+                <w:u w:val="none"/>
+              </w:rPr>
+              <w:t>1.</w:t>
+              <w:tab/>
+              <w:t>Father</w:t>
+              <w:tab/>
+              <w:t>:</w:t>
+            </w:r>
+          </w:p>
+        </w:tc>
+        <w:tc>
+          <w:tcPr>
+            <w:tcW w:type="dxa" w:w="4536"/>
+            <w:tcBorders>
+              <w:top w:val="none"/>
+              <w:bottom w:val="none"/>
+              <w:left w:val="none"/>
+              <w:right w:val="none"/>
+            </w:tcBorders>
+          </w:tcPr>
+          <w:p>
+            <w:r>
+              <w:rPr>
+                <w:rFonts w:ascii="Adani" w:hAnsi="Adani"/>
+                <w:b w:val="0"/>
+                <w:sz w:val="20"/>
+                <w:u w:val="none"/>
+              </w:rPr>
+              <w:t>NIL</w:t>
+            </w:r>
+          </w:p>
+        </w:tc>
+      </w:tr>
+      <w:tr>
+        <w:tc>
+          <w:tcPr>
+            <w:tcW w:type="dxa" w:w="4536"/>
+            <w:tcBorders>
+              <w:top w:val="none"/>
+              <w:bottom w:val="none"/>
+              <w:left w:val="none"/>
+              <w:right w:val="none"/>
+            </w:tcBorders>
+          </w:tcPr>
+          <w:p>
+            <w:pPr>
+              <w:ind w:left="720"/>
+            </w:pPr>
+            <w:r>
+              <w:rPr>
+                <w:rFonts w:ascii="Adani" w:hAnsi="Adani"/>
+                <w:b w:val="0"/>
+                <w:sz w:val="20"/>
+                <w:u w:val="none"/>
+              </w:rPr>
+              <w:t>2.</w:t>
+              <w:tab/>
+              <w:t>Mother</w:t>
+              <w:tab/>
+              <w:t>:</w:t>
+            </w:r>
+          </w:p>
+        </w:tc>
+        <w:tc>
+          <w:tcPr>
+            <w:tcW w:type="dxa" w:w="4536"/>
+            <w:tcBorders>
+              <w:top w:val="none"/>
+              <w:bottom w:val="none"/>
+              <w:left w:val="none"/>
+              <w:right w:val="none"/>
+            </w:tcBorders>
+          </w:tcPr>
+          <w:p>
+            <w:r>
+              <w:rPr>
+                <w:rFonts w:ascii="Adani" w:hAnsi="Adani"/>
+                <w:b w:val="0"/>
+                <w:sz w:val="20"/>
+                <w:u w:val="none"/>
+              </w:rPr>
+              <w:t>NIL</w:t>
+            </w:r>
+          </w:p>
+        </w:tc>
+      </w:tr>
+      <w:tr>
+        <w:tc>
+          <w:tcPr>
+            <w:tcW w:type="dxa" w:w="4536"/>
+            <w:tcBorders>
+              <w:top w:val="none"/>
+              <w:bottom w:val="none"/>
+              <w:left w:val="none"/>
+              <w:right w:val="none"/>
+            </w:tcBorders>
+          </w:tcPr>
+          <w:p>
+            <w:pPr>
+              <w:ind w:left="720"/>
+            </w:pPr>
+            <w:r>
+              <w:rPr>
+                <w:rFonts w:ascii="Adani" w:hAnsi="Adani"/>
+                <w:b w:val="0"/>
+                <w:sz w:val="20"/>
+                <w:u w:val="none"/>
+              </w:rPr>
+              <w:t>3.</w:t>
+              <w:tab/>
+              <w:t>Son</w:t>
+              <w:tab/>
+              <w:t>:</w:t>
+            </w:r>
+          </w:p>
+        </w:tc>
+        <w:tc>
+          <w:tcPr>
+            <w:tcW w:type="dxa" w:w="4536"/>
+            <w:tcBorders>
+              <w:top w:val="none"/>
+              <w:bottom w:val="none"/>
+              <w:left w:val="none"/>
+              <w:right w:val="none"/>
+            </w:tcBorders>
+          </w:tcPr>
+          <w:p>
+            <w:r>
+              <w:rPr>
+                <w:rFonts w:ascii="Adani" w:hAnsi="Adani"/>
+                <w:b w:val="0"/>
+                <w:sz w:val="20"/>
+                <w:u w:val="none"/>
+              </w:rPr>
+              <w:t>NIL</w:t>
+            </w:r>
+          </w:p>
+        </w:tc>
+      </w:tr>
+      <w:tr>
+        <w:tc>
+          <w:tcPr>
+            <w:tcW w:type="dxa" w:w="4536"/>
+            <w:tcBorders>
+              <w:top w:val="none"/>
+              <w:bottom w:val="none"/>
+              <w:left w:val="none"/>
+              <w:right w:val="none"/>
+            </w:tcBorders>
+          </w:tcPr>
+          <w:p>
+            <w:pPr>
+              <w:ind w:left="720"/>
+            </w:pPr>
+            <w:r>
+              <w:rPr>
+                <w:rFonts w:ascii="Adani" w:hAnsi="Adani"/>
+                <w:b w:val="0"/>
+                <w:sz w:val="20"/>
+                <w:u w:val="none"/>
+              </w:rPr>
+              <w:t>4.</w:t>
+              <w:tab/>
+              <w:t>Son's Wife</w:t>
+              <w:tab/>
+              <w:t>:</w:t>
+            </w:r>
+          </w:p>
+        </w:tc>
+        <w:tc>
+          <w:tcPr>
+            <w:tcW w:type="dxa" w:w="4536"/>
+            <w:tcBorders>
+              <w:top w:val="none"/>
+              <w:bottom w:val="none"/>
+              <w:left w:val="none"/>
+              <w:right w:val="none"/>
+            </w:tcBorders>
+          </w:tcPr>
+          <w:p>
+            <w:r>
+              <w:rPr>
+                <w:rFonts w:ascii="Adani" w:hAnsi="Adani"/>
+                <w:b w:val="0"/>
+                <w:sz w:val="20"/>
+                <w:u w:val="none"/>
+              </w:rPr>
+              <w:t>NIL</w:t>
+            </w:r>
+          </w:p>
+        </w:tc>
+      </w:tr>
+      <w:tr>
+        <w:tc>
+          <w:tcPr>
+            <w:tcW w:type="dxa" w:w="4536"/>
+            <w:tcBorders>
+              <w:top w:val="none"/>
+              <w:bottom w:val="none"/>
+              <w:left w:val="none"/>
+              <w:right w:val="none"/>
+            </w:tcBorders>
+          </w:tcPr>
+          <w:p>
+            <w:pPr>
+              <w:ind w:left="720"/>
+            </w:pPr>
+            <w:r>
+              <w:rPr>
+                <w:rFonts w:ascii="Adani" w:hAnsi="Adani"/>
+                <w:b w:val="0"/>
+                <w:sz w:val="20"/>
+                <w:u w:val="none"/>
+              </w:rPr>
+              <w:t>5.</w:t>
+              <w:tab/>
+              <w:t>Daughter</w:t>
+              <w:tab/>
+              <w:t>:</w:t>
+            </w:r>
+          </w:p>
+        </w:tc>
+        <w:tc>
+          <w:tcPr>
+            <w:tcW w:type="dxa" w:w="4536"/>
+            <w:tcBorders>
+              <w:top w:val="none"/>
+              <w:bottom w:val="none"/>
+              <w:left w:val="none"/>
+              <w:right w:val="none"/>
+            </w:tcBorders>
+          </w:tcPr>
+          <w:p>
+            <w:r>
+              <w:rPr>
+                <w:rFonts w:ascii="Adani" w:hAnsi="Adani"/>
+                <w:b w:val="0"/>
+                <w:sz w:val="20"/>
+                <w:u w:val="none"/>
+              </w:rPr>
+              <w:t>NIL</w:t>
+            </w:r>
+          </w:p>
+        </w:tc>
+      </w:tr>
+      <w:tr>
+        <w:tc>
+          <w:tcPr>
+            <w:tcW w:type="dxa" w:w="4536"/>
+            <w:tcBorders>
+              <w:top w:val="none"/>
+              <w:bottom w:val="none"/>
+              <w:left w:val="none"/>
+              <w:right w:val="none"/>
+            </w:tcBorders>
+          </w:tcPr>
+          <w:p>
+            <w:pPr>
+              <w:ind w:left="720"/>
+            </w:pPr>
+            <w:r>
+              <w:rPr>
+                <w:rFonts w:ascii="Adani" w:hAnsi="Adani"/>
+                <w:b w:val="0"/>
+                <w:sz w:val="20"/>
+                <w:u w:val="none"/>
+              </w:rPr>
+              <w:t>6.</w:t>
+              <w:tab/>
+              <w:t>Daughter's Husband</w:t>
+              <w:tab/>
+              <w:t>:</w:t>
+            </w:r>
+          </w:p>
+        </w:tc>
+        <w:tc>
+          <w:tcPr>
+            <w:tcW w:type="dxa" w:w="4536"/>
+            <w:tcBorders>
+              <w:top w:val="none"/>
+              <w:bottom w:val="none"/>
+              <w:left w:val="none"/>
+              <w:right w:val="none"/>
+            </w:tcBorders>
+          </w:tcPr>
+          <w:p>
+            <w:r>
+              <w:rPr>
+                <w:rFonts w:ascii="Adani" w:hAnsi="Adani"/>
+                <w:b w:val="0"/>
+                <w:sz w:val="20"/>
+                <w:u w:val="none"/>
+              </w:rPr>
+              <w:t>NIL</w:t>
+            </w:r>
+          </w:p>
+        </w:tc>
+      </w:tr>
+      <w:tr>
+        <w:tc>
+          <w:tcPr>
+            <w:tcW w:type="dxa" w:w="4536"/>
+            <w:tcBorders>
+              <w:top w:val="none"/>
+              <w:bottom w:val="none"/>
+              <w:left w:val="none"/>
+              <w:right w:val="none"/>
+            </w:tcBorders>
+          </w:tcPr>
+          <w:p>
+            <w:pPr>
+              <w:ind w:left="720"/>
+            </w:pPr>
+            <w:r>
+              <w:rPr>
+                <w:rFonts w:ascii="Adani" w:hAnsi="Adani"/>
+                <w:b w:val="0"/>
+                <w:sz w:val="20"/>
+                <w:u w:val="none"/>
+              </w:rPr>
+              <w:t>7.</w:t>
+              <w:tab/>
+              <w:t>Brother</w:t>
+              <w:tab/>
+              <w:t>:</w:t>
+            </w:r>
+          </w:p>
+        </w:tc>
+        <w:tc>
+          <w:tcPr>
+            <w:tcW w:type="dxa" w:w="4536"/>
+            <w:tcBorders>
+              <w:top w:val="none"/>
+              <w:bottom w:val="none"/>
+              <w:left w:val="none"/>
+              <w:right w:val="none"/>
+            </w:tcBorders>
+          </w:tcPr>
+          <w:p>
+            <w:r>
+              <w:rPr>
+                <w:rFonts w:ascii="Adani" w:hAnsi="Adani"/>
+                <w:b w:val="0"/>
+                <w:sz w:val="20"/>
+                <w:u w:val="none"/>
+              </w:rPr>
+              <w:t>NIL</w:t>
+            </w:r>
+          </w:p>
+        </w:tc>
+      </w:tr>
+      <w:tr>
+        <w:tc>
+          <w:tcPr>
+            <w:tcW w:type="dxa" w:w="4536"/>
+            <w:tcBorders>
+              <w:top w:val="none"/>
+              <w:bottom w:val="none"/>
+              <w:left w:val="none"/>
+              <w:right w:val="none"/>
+            </w:tcBorders>
+          </w:tcPr>
+          <w:p>
+            <w:pPr>
+              <w:ind w:left="720"/>
+            </w:pPr>
+            <w:r>
+              <w:rPr>
+                <w:rFonts w:ascii="Adani" w:hAnsi="Adani"/>
+                <w:b w:val="0"/>
+                <w:sz w:val="20"/>
+                <w:u w:val="none"/>
+              </w:rPr>
+              <w:t>8.</w:t>
+              <w:tab/>
+              <w:t>Sister</w:t>
+              <w:tab/>
+              <w:t>:</w:t>
+            </w:r>
+          </w:p>
+        </w:tc>
+        <w:tc>
+          <w:tcPr>
+            <w:tcW w:type="dxa" w:w="4536"/>
+            <w:tcBorders>
+              <w:top w:val="none"/>
+              <w:bottom w:val="none"/>
+              <w:left w:val="none"/>
+              <w:right w:val="none"/>
+            </w:tcBorders>
+          </w:tcPr>
+          <w:p>
+            <w:r>
+              <w:rPr>
+                <w:rFonts w:ascii="Adani" w:hAnsi="Adani"/>
+                <w:b w:val="0"/>
+                <w:sz w:val="20"/>
+                <w:u w:val="none"/>
+              </w:rPr>
+              <w:t>NIL</w:t>
+            </w:r>
+          </w:p>
+        </w:tc>
+      </w:tr>
+    </w:tbl>
     <w:p/>
     <w:p>
       <w:pPr>
@@ -4777,7 +3877,7 @@
                 <w:sz w:val="18"/>
                 <w:u w:val="none"/>
               </w:rPr>
-              <w:t>Date:   07th May, 2026</w:t>
+              <w:t>Date:   15th May, 2026</w:t>
             </w:r>
           </w:p>
         </w:tc>
@@ -4938,7 +4038,7 @@
           <w:sz w:val="20"/>
           <w:u w:val="none"/>
         </w:rPr>
-        <w:t>07th May, 2026</w:t>
+        <w:t>15th May, 2026</w:t>
       </w:r>
     </w:p>
     <w:p>
@@ -5028,37 +4128,7 @@
           <w:sz w:val="20"/>
           <w:u w:val="none"/>
         </w:rPr>
-        <w:t>NRC LIMITED</w:t>
-      </w:r>
-    </w:p>
-    <w:p>
-      <w:pPr>
-        <w:spacing w:before="0" w:after="20"/>
-        <w:jc w:val="left"/>
-      </w:pPr>
-      <w:r>
-        <w:rPr>
-          <w:rFonts w:ascii="Adani" w:hAnsi="Adani"/>
-          <w:b/>
-          <w:sz w:val="20"/>
-          <w:u w:val="none"/>
-        </w:rPr>
         <w:t>ADITYA ESTATES PRIVATE LIMITED</w:t>
-      </w:r>
-    </w:p>
-    <w:p>
-      <w:pPr>
-        <w:spacing w:before="0" w:after="20"/>
-        <w:jc w:val="left"/>
-      </w:pPr>
-      <w:r>
-        <w:rPr>
-          <w:rFonts w:ascii="Adani" w:hAnsi="Adani"/>
-          <w:b/>
-          <w:sz w:val="20"/>
-          <w:u w:val="none"/>
-        </w:rPr>
-        <w:t>MUNDRA LPG TERMINAL PRIVATE LIMITED</w:t>
       </w:r>
     </w:p>
     <w:p>
@@ -5148,21 +4218,6 @@
           <w:sz w:val="20"/>
           <w:u w:val="none"/>
         </w:rPr>
-        <w:t>ADANI INFRASTRUCTURE PRIVATE LIMITED</w:t>
-      </w:r>
-    </w:p>
-    <w:p>
-      <w:pPr>
-        <w:spacing w:before="0" w:after="20"/>
-        <w:jc w:val="left"/>
-      </w:pPr>
-      <w:r>
-        <w:rPr>
-          <w:rFonts w:ascii="Adani" w:hAnsi="Adani"/>
-          <w:b/>
-          <w:sz w:val="20"/>
-          <w:u w:val="none"/>
-        </w:rPr>
         <w:t>ADANI TRADECOM LLP</w:t>
       </w:r>
     </w:p>
@@ -5208,52 +4263,7 @@
           <w:sz w:val="20"/>
           <w:u w:val="none"/>
         </w:rPr>
-        <w:t>ADANI RAIL INFRA PRIVATE LIMITED</w:t>
-      </w:r>
-    </w:p>
-    <w:p>
-      <w:pPr>
-        <w:spacing w:before="0" w:after="20"/>
-        <w:jc w:val="left"/>
-      </w:pPr>
-      <w:r>
-        <w:rPr>
-          <w:rFonts w:ascii="Adani" w:hAnsi="Adani"/>
-          <w:b/>
-          <w:sz w:val="20"/>
-          <w:u w:val="none"/>
-        </w:rPr>
         <w:t>ADANI AGRO PRIVATE LIMITED</w:t>
-      </w:r>
-    </w:p>
-    <w:p>
-      <w:pPr>
-        <w:spacing w:before="0" w:after="20"/>
-        <w:jc w:val="left"/>
-      </w:pPr>
-      <w:r>
-        <w:rPr>
-          <w:rFonts w:ascii="Adani" w:hAnsi="Adani"/>
-          <w:b/>
-          <w:sz w:val="20"/>
-          <w:u w:val="none"/>
-        </w:rPr>
-        <w:t>SHANKHESHWAR INFRACON PRIVATE LIMITED</w:t>
-      </w:r>
-    </w:p>
-    <w:p>
-      <w:pPr>
-        <w:spacing w:before="0" w:after="20"/>
-        <w:jc w:val="left"/>
-      </w:pPr>
-      <w:r>
-        <w:rPr>
-          <w:rFonts w:ascii="Adani" w:hAnsi="Adani"/>
-          <w:b/>
-          <w:sz w:val="20"/>
-          <w:u w:val="none"/>
-        </w:rPr>
-        <w:t>SHANKHESHWAR BUILDWELL LIMITED</w:t>
       </w:r>
     </w:p>
     <w:p>
@@ -5374,21 +4384,6 @@
           <w:sz w:val="20"/>
           <w:u w:val="none"/>
         </w:rPr>
-        <w:t>NRC LIMITED</w:t>
-      </w:r>
-    </w:p>
-    <w:p>
-      <w:pPr>
-        <w:spacing w:before="0" w:after="20"/>
-        <w:jc w:val="left"/>
-      </w:pPr>
-      <w:r>
-        <w:rPr>
-          <w:rFonts w:ascii="Adani" w:hAnsi="Adani"/>
-          <w:b w:val="0"/>
-          <w:sz w:val="20"/>
-          <w:u w:val="none"/>
-        </w:rPr>
         <w:t>MAHAGUJ POWER LLP</w:t>
       </w:r>
     </w:p>
@@ -5480,21 +4475,6 @@
           <w:u w:val="none"/>
         </w:rPr>
         <w:t>ADANI TRADING SERVICES LLP</w:t>
-      </w:r>
-    </w:p>
-    <w:p>
-      <w:pPr>
-        <w:spacing w:before="0" w:after="20"/>
-        <w:jc w:val="left"/>
-      </w:pPr>
-      <w:r>
-        <w:rPr>
-          <w:rFonts w:ascii="Adani" w:hAnsi="Adani"/>
-          <w:b w:val="0"/>
-          <w:sz w:val="20"/>
-          <w:u w:val="none"/>
-        </w:rPr>
-        <w:t>SHANKHESHWAR BUILDWELL LIMITED</w:t>
       </w:r>
     </w:p>
     <w:p/>
@@ -5604,36 +4584,6 @@
           <w:sz w:val="20"/>
           <w:u w:val="none"/>
         </w:rPr>
-        <w:t>MUNDRA LPG TERMINAL PRIVATE LIMITED</w:t>
-      </w:r>
-    </w:p>
-    <w:p>
-      <w:pPr>
-        <w:spacing w:before="0" w:after="20"/>
-        <w:jc w:val="left"/>
-      </w:pPr>
-      <w:r>
-        <w:rPr>
-          <w:rFonts w:ascii="Adani" w:hAnsi="Adani"/>
-          <w:b w:val="0"/>
-          <w:sz w:val="20"/>
-          <w:u w:val="none"/>
-        </w:rPr>
-        <w:t>ADANI INFRASTRUCTURE PRIVATE LIMITED</w:t>
-      </w:r>
-    </w:p>
-    <w:p>
-      <w:pPr>
-        <w:spacing w:before="0" w:after="20"/>
-        <w:jc w:val="left"/>
-      </w:pPr>
-      <w:r>
-        <w:rPr>
-          <w:rFonts w:ascii="Adani" w:hAnsi="Adani"/>
-          <w:b w:val="0"/>
-          <w:sz w:val="20"/>
-          <w:u w:val="none"/>
-        </w:rPr>
         <w:t>SUNANDA AGRI- TRADE PRIVATE LIMITED</w:t>
       </w:r>
     </w:p>
@@ -5649,37 +4599,7 @@
           <w:sz w:val="20"/>
           <w:u w:val="none"/>
         </w:rPr>
-        <w:t>ADANI RAIL INFRA PRIVATE LIMITED</w:t>
-      </w:r>
-    </w:p>
-    <w:p>
-      <w:pPr>
-        <w:spacing w:before="0" w:after="20"/>
-        <w:jc w:val="left"/>
-      </w:pPr>
-      <w:r>
-        <w:rPr>
-          <w:rFonts w:ascii="Adani" w:hAnsi="Adani"/>
-          <w:b w:val="0"/>
-          <w:sz w:val="20"/>
-          <w:u w:val="none"/>
-        </w:rPr>
         <w:t>ADANI AGRO PRIVATE LIMITED</w:t>
-      </w:r>
-    </w:p>
-    <w:p>
-      <w:pPr>
-        <w:spacing w:before="0" w:after="20"/>
-        <w:jc w:val="left"/>
-      </w:pPr>
-      <w:r>
-        <w:rPr>
-          <w:rFonts w:ascii="Adani" w:hAnsi="Adani"/>
-          <w:b w:val="0"/>
-          <w:sz w:val="20"/>
-          <w:u w:val="none"/>
-        </w:rPr>
-        <w:t>SHANKHESHWAR INFRACON PRIVATE LIMITED</w:t>
       </w:r>
     </w:p>
     <w:p>
@@ -6482,7 +5402,7 @@
                 <w:sz w:val="18"/>
                 <w:u w:val="none"/>
               </w:rPr>
-              <w:t>22</w:t>
+              <w:t>16</w:t>
             </w:r>
           </w:p>
         </w:tc>
@@ -6997,120 +5917,6 @@
                 <w:sz w:val="18"/>
                 <w:u w:val="none"/>
               </w:rPr>
-              <w:t>U52100MH1946PLC005227</w:t>
-            </w:r>
-          </w:p>
-        </w:tc>
-        <w:tc>
-          <w:tcPr>
-            <w:tcW w:type="dxa" w:w="4252"/>
-            <w:shd w:val="clear" w:color="auto" w:fill="FFFFFF"/>
-            <w:tcBorders>
-              <w:top w:val="single" w:sz="4" w:space="0" w:color="000000"/>
-              <w:left w:val="single" w:sz="4" w:space="0" w:color="000000"/>
-              <w:bottom w:val="single" w:sz="4" w:space="0" w:color="000000"/>
-              <w:right w:val="single" w:sz="4" w:space="0" w:color="000000"/>
-            </w:tcBorders>
-            <w:vAlign w:val="center"/>
-          </w:tcPr>
-          <w:p>
-            <w:pPr>
-              <w:spacing w:before="40" w:after="40"/>
-              <w:jc w:val="left"/>
-            </w:pPr>
-            <w:r>
-              <w:rPr>
-                <w:rFonts w:ascii="Adani" w:hAnsi="Adani"/>
-                <w:b w:val="0"/>
-                <w:sz w:val="18"/>
-                <w:u w:val="none"/>
-              </w:rPr>
-              <w:t>NRC LIMITED</w:t>
-            </w:r>
-          </w:p>
-        </w:tc>
-        <w:tc>
-          <w:tcPr>
-            <w:tcW w:type="dxa" w:w="1587"/>
-            <w:shd w:val="clear" w:color="auto" w:fill="FFFFFF"/>
-            <w:tcBorders>
-              <w:top w:val="single" w:sz="4" w:space="0" w:color="000000"/>
-              <w:left w:val="single" w:sz="4" w:space="0" w:color="000000"/>
-              <w:bottom w:val="single" w:sz="4" w:space="0" w:color="000000"/>
-              <w:right w:val="single" w:sz="4" w:space="0" w:color="000000"/>
-            </w:tcBorders>
-            <w:vAlign w:val="center"/>
-          </w:tcPr>
-          <w:p>
-            <w:pPr>
-              <w:spacing w:before="40" w:after="40"/>
-              <w:jc w:val="left"/>
-            </w:pPr>
-            <w:r>
-              <w:rPr>
-                <w:rFonts w:ascii="Adani" w:hAnsi="Adani"/>
-                <w:b w:val="0"/>
-                <w:sz w:val="18"/>
-                <w:u w:val="none"/>
-              </w:rPr>
-              <w:t>Director</w:t>
-            </w:r>
-          </w:p>
-        </w:tc>
-        <w:tc>
-          <w:tcPr>
-            <w:tcW w:type="dxa" w:w="1304"/>
-            <w:shd w:val="clear" w:color="auto" w:fill="FFFFFF"/>
-            <w:tcBorders>
-              <w:top w:val="single" w:sz="4" w:space="0" w:color="000000"/>
-              <w:left w:val="single" w:sz="4" w:space="0" w:color="000000"/>
-              <w:bottom w:val="single" w:sz="4" w:space="0" w:color="000000"/>
-              <w:right w:val="single" w:sz="4" w:space="0" w:color="000000"/>
-            </w:tcBorders>
-            <w:vAlign w:val="center"/>
-          </w:tcPr>
-          <w:p>
-            <w:pPr>
-              <w:spacing w:before="40" w:after="40"/>
-              <w:jc w:val="left"/>
-            </w:pPr>
-            <w:r>
-              <w:rPr>
-                <w:rFonts w:ascii="Adani" w:hAnsi="Adani"/>
-                <w:b w:val="0"/>
-                <w:sz w:val="18"/>
-                <w:u w:val="none"/>
-              </w:rPr>
-              <w:t>01/07/2020</w:t>
-            </w:r>
-          </w:p>
-        </w:tc>
-      </w:tr>
-      <w:tr>
-        <w:tc>
-          <w:tcPr>
-            <w:tcW w:type="dxa" w:w="2268"/>
-            <w:shd w:val="clear" w:color="auto" w:fill="FFFFFF"/>
-            <w:tcBorders>
-              <w:top w:val="single" w:sz="4" w:space="0" w:color="000000"/>
-              <w:left w:val="single" w:sz="4" w:space="0" w:color="000000"/>
-              <w:bottom w:val="single" w:sz="4" w:space="0" w:color="000000"/>
-              <w:right w:val="single" w:sz="4" w:space="0" w:color="000000"/>
-            </w:tcBorders>
-            <w:vAlign w:val="center"/>
-          </w:tcPr>
-          <w:p>
-            <w:pPr>
-              <w:spacing w:before="40" w:after="40"/>
-              <w:jc w:val="left"/>
-            </w:pPr>
-            <w:r>
-              <w:rPr>
-                <w:rFonts w:ascii="Adani" w:hAnsi="Adani"/>
-                <w:b w:val="0"/>
-                <w:sz w:val="18"/>
-                <w:u w:val="none"/>
-              </w:rPr>
               <w:t>U74899DL1984PTC018684</w:t>
             </w:r>
           </w:p>
@@ -7196,120 +6002,6 @@
                 <w:u w:val="none"/>
               </w:rPr>
               <w:t>12/03/2020</w:t>
-            </w:r>
-          </w:p>
-        </w:tc>
-      </w:tr>
-      <w:tr>
-        <w:tc>
-          <w:tcPr>
-            <w:tcW w:type="dxa" w:w="2268"/>
-            <w:shd w:val="clear" w:color="auto" w:fill="FFFFFF"/>
-            <w:tcBorders>
-              <w:top w:val="single" w:sz="4" w:space="0" w:color="000000"/>
-              <w:left w:val="single" w:sz="4" w:space="0" w:color="000000"/>
-              <w:bottom w:val="single" w:sz="4" w:space="0" w:color="000000"/>
-              <w:right w:val="single" w:sz="4" w:space="0" w:color="000000"/>
-            </w:tcBorders>
-            <w:vAlign w:val="center"/>
-          </w:tcPr>
-          <w:p>
-            <w:pPr>
-              <w:spacing w:before="40" w:after="40"/>
-              <w:jc w:val="left"/>
-            </w:pPr>
-            <w:r>
-              <w:rPr>
-                <w:rFonts w:ascii="Adani" w:hAnsi="Adani"/>
-                <w:b w:val="0"/>
-                <w:sz w:val="18"/>
-                <w:u w:val="none"/>
-              </w:rPr>
-              <w:t>U40106GJ2015PTC084303</w:t>
-            </w:r>
-          </w:p>
-        </w:tc>
-        <w:tc>
-          <w:tcPr>
-            <w:tcW w:type="dxa" w:w="4252"/>
-            <w:shd w:val="clear" w:color="auto" w:fill="FFFFFF"/>
-            <w:tcBorders>
-              <w:top w:val="single" w:sz="4" w:space="0" w:color="000000"/>
-              <w:left w:val="single" w:sz="4" w:space="0" w:color="000000"/>
-              <w:bottom w:val="single" w:sz="4" w:space="0" w:color="000000"/>
-              <w:right w:val="single" w:sz="4" w:space="0" w:color="000000"/>
-            </w:tcBorders>
-            <w:vAlign w:val="center"/>
-          </w:tcPr>
-          <w:p>
-            <w:pPr>
-              <w:spacing w:before="40" w:after="40"/>
-              <w:jc w:val="left"/>
-            </w:pPr>
-            <w:r>
-              <w:rPr>
-                <w:rFonts w:ascii="Adani" w:hAnsi="Adani"/>
-                <w:b w:val="0"/>
-                <w:sz w:val="18"/>
-                <w:u w:val="none"/>
-              </w:rPr>
-              <w:t>MUNDRA LPG TERMINAL PRIVATE LIMITED</w:t>
-            </w:r>
-          </w:p>
-        </w:tc>
-        <w:tc>
-          <w:tcPr>
-            <w:tcW w:type="dxa" w:w="1587"/>
-            <w:shd w:val="clear" w:color="auto" w:fill="FFFFFF"/>
-            <w:tcBorders>
-              <w:top w:val="single" w:sz="4" w:space="0" w:color="000000"/>
-              <w:left w:val="single" w:sz="4" w:space="0" w:color="000000"/>
-              <w:bottom w:val="single" w:sz="4" w:space="0" w:color="000000"/>
-              <w:right w:val="single" w:sz="4" w:space="0" w:color="000000"/>
-            </w:tcBorders>
-            <w:vAlign w:val="center"/>
-          </w:tcPr>
-          <w:p>
-            <w:pPr>
-              <w:spacing w:before="40" w:after="40"/>
-              <w:jc w:val="left"/>
-            </w:pPr>
-            <w:r>
-              <w:rPr>
-                <w:rFonts w:ascii="Adani" w:hAnsi="Adani"/>
-                <w:b w:val="0"/>
-                <w:sz w:val="18"/>
-                <w:u w:val="none"/>
-              </w:rPr>
-              <w:t>Director</w:t>
-            </w:r>
-          </w:p>
-        </w:tc>
-        <w:tc>
-          <w:tcPr>
-            <w:tcW w:type="dxa" w:w="1304"/>
-            <w:shd w:val="clear" w:color="auto" w:fill="FFFFFF"/>
-            <w:tcBorders>
-              <w:top w:val="single" w:sz="4" w:space="0" w:color="000000"/>
-              <w:left w:val="single" w:sz="4" w:space="0" w:color="000000"/>
-              <w:bottom w:val="single" w:sz="4" w:space="0" w:color="000000"/>
-              <w:right w:val="single" w:sz="4" w:space="0" w:color="000000"/>
-            </w:tcBorders>
-            <w:vAlign w:val="center"/>
-          </w:tcPr>
-          <w:p>
-            <w:pPr>
-              <w:spacing w:before="40" w:after="40"/>
-              <w:jc w:val="left"/>
-            </w:pPr>
-            <w:r>
-              <w:rPr>
-                <w:rFonts w:ascii="Adani" w:hAnsi="Adani"/>
-                <w:b w:val="0"/>
-                <w:sz w:val="18"/>
-                <w:u w:val="none"/>
-              </w:rPr>
-              <w:t>29/03/2019</w:t>
             </w:r>
           </w:p>
         </w:tc>
@@ -7909,120 +6601,6 @@
                 <w:sz w:val="18"/>
                 <w:u w:val="none"/>
               </w:rPr>
-              <w:t>U74140GJ2015PTC084995</w:t>
-            </w:r>
-          </w:p>
-        </w:tc>
-        <w:tc>
-          <w:tcPr>
-            <w:tcW w:type="dxa" w:w="4252"/>
-            <w:shd w:val="clear" w:color="auto" w:fill="FFFFFF"/>
-            <w:tcBorders>
-              <w:top w:val="single" w:sz="4" w:space="0" w:color="000000"/>
-              <w:left w:val="single" w:sz="4" w:space="0" w:color="000000"/>
-              <w:bottom w:val="single" w:sz="4" w:space="0" w:color="000000"/>
-              <w:right w:val="single" w:sz="4" w:space="0" w:color="000000"/>
-            </w:tcBorders>
-            <w:vAlign w:val="center"/>
-          </w:tcPr>
-          <w:p>
-            <w:pPr>
-              <w:spacing w:before="40" w:after="40"/>
-              <w:jc w:val="left"/>
-            </w:pPr>
-            <w:r>
-              <w:rPr>
-                <w:rFonts w:ascii="Adani" w:hAnsi="Adani"/>
-                <w:b w:val="0"/>
-                <w:sz w:val="18"/>
-                <w:u w:val="none"/>
-              </w:rPr>
-              <w:t>ADANI INFRASTRUCTURE PRIVATE LIMITED</w:t>
-            </w:r>
-          </w:p>
-        </w:tc>
-        <w:tc>
-          <w:tcPr>
-            <w:tcW w:type="dxa" w:w="1587"/>
-            <w:shd w:val="clear" w:color="auto" w:fill="FFFFFF"/>
-            <w:tcBorders>
-              <w:top w:val="single" w:sz="4" w:space="0" w:color="000000"/>
-              <w:left w:val="single" w:sz="4" w:space="0" w:color="000000"/>
-              <w:bottom w:val="single" w:sz="4" w:space="0" w:color="000000"/>
-              <w:right w:val="single" w:sz="4" w:space="0" w:color="000000"/>
-            </w:tcBorders>
-            <w:vAlign w:val="center"/>
-          </w:tcPr>
-          <w:p>
-            <w:pPr>
-              <w:spacing w:before="40" w:after="40"/>
-              <w:jc w:val="left"/>
-            </w:pPr>
-            <w:r>
-              <w:rPr>
-                <w:rFonts w:ascii="Adani" w:hAnsi="Adani"/>
-                <w:b w:val="0"/>
-                <w:sz w:val="18"/>
-                <w:u w:val="none"/>
-              </w:rPr>
-              <w:t>Director</w:t>
-            </w:r>
-          </w:p>
-        </w:tc>
-        <w:tc>
-          <w:tcPr>
-            <w:tcW w:type="dxa" w:w="1304"/>
-            <w:shd w:val="clear" w:color="auto" w:fill="FFFFFF"/>
-            <w:tcBorders>
-              <w:top w:val="single" w:sz="4" w:space="0" w:color="000000"/>
-              <w:left w:val="single" w:sz="4" w:space="0" w:color="000000"/>
-              <w:bottom w:val="single" w:sz="4" w:space="0" w:color="000000"/>
-              <w:right w:val="single" w:sz="4" w:space="0" w:color="000000"/>
-            </w:tcBorders>
-            <w:vAlign w:val="center"/>
-          </w:tcPr>
-          <w:p>
-            <w:pPr>
-              <w:spacing w:before="40" w:after="40"/>
-              <w:jc w:val="left"/>
-            </w:pPr>
-            <w:r>
-              <w:rPr>
-                <w:rFonts w:ascii="Adani" w:hAnsi="Adani"/>
-                <w:b w:val="0"/>
-                <w:sz w:val="18"/>
-                <w:u w:val="none"/>
-              </w:rPr>
-              <w:t>21/03/2017</w:t>
-            </w:r>
-          </w:p>
-        </w:tc>
-      </w:tr>
-      <w:tr>
-        <w:tc>
-          <w:tcPr>
-            <w:tcW w:type="dxa" w:w="2268"/>
-            <w:shd w:val="clear" w:color="auto" w:fill="FFFFFF"/>
-            <w:tcBorders>
-              <w:top w:val="single" w:sz="4" w:space="0" w:color="000000"/>
-              <w:left w:val="single" w:sz="4" w:space="0" w:color="000000"/>
-              <w:bottom w:val="single" w:sz="4" w:space="0" w:color="000000"/>
-              <w:right w:val="single" w:sz="4" w:space="0" w:color="000000"/>
-            </w:tcBorders>
-            <w:vAlign w:val="center"/>
-          </w:tcPr>
-          <w:p>
-            <w:pPr>
-              <w:spacing w:before="40" w:after="40"/>
-              <w:jc w:val="left"/>
-            </w:pPr>
-            <w:r>
-              <w:rPr>
-                <w:rFonts w:ascii="Adani" w:hAnsi="Adani"/>
-                <w:b w:val="0"/>
-                <w:sz w:val="18"/>
-                <w:u w:val="none"/>
-              </w:rPr>
               <w:t>AAI-8220</w:t>
             </w:r>
           </w:p>
@@ -8365,120 +6943,6 @@
                 <w:sz w:val="18"/>
                 <w:u w:val="none"/>
               </w:rPr>
-              <w:t>U60231GJ2005PTC046473</w:t>
-            </w:r>
-          </w:p>
-        </w:tc>
-        <w:tc>
-          <w:tcPr>
-            <w:tcW w:type="dxa" w:w="4252"/>
-            <w:shd w:val="clear" w:color="auto" w:fill="FFFFFF"/>
-            <w:tcBorders>
-              <w:top w:val="single" w:sz="4" w:space="0" w:color="000000"/>
-              <w:left w:val="single" w:sz="4" w:space="0" w:color="000000"/>
-              <w:bottom w:val="single" w:sz="4" w:space="0" w:color="000000"/>
-              <w:right w:val="single" w:sz="4" w:space="0" w:color="000000"/>
-            </w:tcBorders>
-            <w:vAlign w:val="center"/>
-          </w:tcPr>
-          <w:p>
-            <w:pPr>
-              <w:spacing w:before="40" w:after="40"/>
-              <w:jc w:val="left"/>
-            </w:pPr>
-            <w:r>
-              <w:rPr>
-                <w:rFonts w:ascii="Adani" w:hAnsi="Adani"/>
-                <w:b w:val="0"/>
-                <w:sz w:val="18"/>
-                <w:u w:val="none"/>
-              </w:rPr>
-              <w:t>ADANI RAIL INFRA PRIVATE LIMITED</w:t>
-            </w:r>
-          </w:p>
-        </w:tc>
-        <w:tc>
-          <w:tcPr>
-            <w:tcW w:type="dxa" w:w="1587"/>
-            <w:shd w:val="clear" w:color="auto" w:fill="FFFFFF"/>
-            <w:tcBorders>
-              <w:top w:val="single" w:sz="4" w:space="0" w:color="000000"/>
-              <w:left w:val="single" w:sz="4" w:space="0" w:color="000000"/>
-              <w:bottom w:val="single" w:sz="4" w:space="0" w:color="000000"/>
-              <w:right w:val="single" w:sz="4" w:space="0" w:color="000000"/>
-            </w:tcBorders>
-            <w:vAlign w:val="center"/>
-          </w:tcPr>
-          <w:p>
-            <w:pPr>
-              <w:spacing w:before="40" w:after="40"/>
-              <w:jc w:val="left"/>
-            </w:pPr>
-            <w:r>
-              <w:rPr>
-                <w:rFonts w:ascii="Adani" w:hAnsi="Adani"/>
-                <w:b w:val="0"/>
-                <w:sz w:val="18"/>
-                <w:u w:val="none"/>
-              </w:rPr>
-              <w:t>Managing Director</w:t>
-            </w:r>
-          </w:p>
-        </w:tc>
-        <w:tc>
-          <w:tcPr>
-            <w:tcW w:type="dxa" w:w="1304"/>
-            <w:shd w:val="clear" w:color="auto" w:fill="FFFFFF"/>
-            <w:tcBorders>
-              <w:top w:val="single" w:sz="4" w:space="0" w:color="000000"/>
-              <w:left w:val="single" w:sz="4" w:space="0" w:color="000000"/>
-              <w:bottom w:val="single" w:sz="4" w:space="0" w:color="000000"/>
-              <w:right w:val="single" w:sz="4" w:space="0" w:color="000000"/>
-            </w:tcBorders>
-            <w:vAlign w:val="center"/>
-          </w:tcPr>
-          <w:p>
-            <w:pPr>
-              <w:spacing w:before="40" w:after="40"/>
-              <w:jc w:val="left"/>
-            </w:pPr>
-            <w:r>
-              <w:rPr>
-                <w:rFonts w:ascii="Adani" w:hAnsi="Adani"/>
-                <w:b w:val="0"/>
-                <w:sz w:val="18"/>
-                <w:u w:val="none"/>
-              </w:rPr>
-              <w:t>09/02/2015</w:t>
-            </w:r>
-          </w:p>
-        </w:tc>
-      </w:tr>
-      <w:tr>
-        <w:tc>
-          <w:tcPr>
-            <w:tcW w:type="dxa" w:w="2268"/>
-            <w:shd w:val="clear" w:color="auto" w:fill="FFFFFF"/>
-            <w:tcBorders>
-              <w:top w:val="single" w:sz="4" w:space="0" w:color="000000"/>
-              <w:left w:val="single" w:sz="4" w:space="0" w:color="000000"/>
-              <w:bottom w:val="single" w:sz="4" w:space="0" w:color="000000"/>
-              <w:right w:val="single" w:sz="4" w:space="0" w:color="000000"/>
-            </w:tcBorders>
-            <w:vAlign w:val="center"/>
-          </w:tcPr>
-          <w:p>
-            <w:pPr>
-              <w:spacing w:before="40" w:after="40"/>
-              <w:jc w:val="left"/>
-            </w:pPr>
-            <w:r>
-              <w:rPr>
-                <w:rFonts w:ascii="Adani" w:hAnsi="Adani"/>
-                <w:b w:val="0"/>
-                <w:sz w:val="18"/>
-                <w:u w:val="none"/>
-              </w:rPr>
               <w:t>U01110GJ1995PTC024627</w:t>
             </w:r>
           </w:p>
@@ -8564,234 +7028,6 @@
                 <w:u w:val="none"/>
               </w:rPr>
               <w:t>29/09/2012</w:t>
-            </w:r>
-          </w:p>
-        </w:tc>
-      </w:tr>
-      <w:tr>
-        <w:tc>
-          <w:tcPr>
-            <w:tcW w:type="dxa" w:w="2268"/>
-            <w:shd w:val="clear" w:color="auto" w:fill="FFFFFF"/>
-            <w:tcBorders>
-              <w:top w:val="single" w:sz="4" w:space="0" w:color="000000"/>
-              <w:left w:val="single" w:sz="4" w:space="0" w:color="000000"/>
-              <w:bottom w:val="single" w:sz="4" w:space="0" w:color="000000"/>
-              <w:right w:val="single" w:sz="4" w:space="0" w:color="000000"/>
-            </w:tcBorders>
-            <w:vAlign w:val="center"/>
-          </w:tcPr>
-          <w:p>
-            <w:pPr>
-              <w:spacing w:before="40" w:after="40"/>
-              <w:jc w:val="left"/>
-            </w:pPr>
-            <w:r>
-              <w:rPr>
-                <w:rFonts w:ascii="Adani" w:hAnsi="Adani"/>
-                <w:b w:val="0"/>
-                <w:sz w:val="18"/>
-                <w:u w:val="none"/>
-              </w:rPr>
-              <w:t>U45201GJ2008PTC052845</w:t>
-            </w:r>
-          </w:p>
-        </w:tc>
-        <w:tc>
-          <w:tcPr>
-            <w:tcW w:type="dxa" w:w="4252"/>
-            <w:shd w:val="clear" w:color="auto" w:fill="FFFFFF"/>
-            <w:tcBorders>
-              <w:top w:val="single" w:sz="4" w:space="0" w:color="000000"/>
-              <w:left w:val="single" w:sz="4" w:space="0" w:color="000000"/>
-              <w:bottom w:val="single" w:sz="4" w:space="0" w:color="000000"/>
-              <w:right w:val="single" w:sz="4" w:space="0" w:color="000000"/>
-            </w:tcBorders>
-            <w:vAlign w:val="center"/>
-          </w:tcPr>
-          <w:p>
-            <w:pPr>
-              <w:spacing w:before="40" w:after="40"/>
-              <w:jc w:val="left"/>
-            </w:pPr>
-            <w:r>
-              <w:rPr>
-                <w:rFonts w:ascii="Adani" w:hAnsi="Adani"/>
-                <w:b w:val="0"/>
-                <w:sz w:val="18"/>
-                <w:u w:val="none"/>
-              </w:rPr>
-              <w:t>SHANKHESHWAR INFRACON PRIVATE LIMITED</w:t>
-            </w:r>
-          </w:p>
-        </w:tc>
-        <w:tc>
-          <w:tcPr>
-            <w:tcW w:type="dxa" w:w="1587"/>
-            <w:shd w:val="clear" w:color="auto" w:fill="FFFFFF"/>
-            <w:tcBorders>
-              <w:top w:val="single" w:sz="4" w:space="0" w:color="000000"/>
-              <w:left w:val="single" w:sz="4" w:space="0" w:color="000000"/>
-              <w:bottom w:val="single" w:sz="4" w:space="0" w:color="000000"/>
-              <w:right w:val="single" w:sz="4" w:space="0" w:color="000000"/>
-            </w:tcBorders>
-            <w:vAlign w:val="center"/>
-          </w:tcPr>
-          <w:p>
-            <w:pPr>
-              <w:spacing w:before="40" w:after="40"/>
-              <w:jc w:val="left"/>
-            </w:pPr>
-            <w:r>
-              <w:rPr>
-                <w:rFonts w:ascii="Adani" w:hAnsi="Adani"/>
-                <w:b w:val="0"/>
-                <w:sz w:val="18"/>
-                <w:u w:val="none"/>
-              </w:rPr>
-              <w:t>Director</w:t>
-            </w:r>
-          </w:p>
-        </w:tc>
-        <w:tc>
-          <w:tcPr>
-            <w:tcW w:type="dxa" w:w="1304"/>
-            <w:shd w:val="clear" w:color="auto" w:fill="FFFFFF"/>
-            <w:tcBorders>
-              <w:top w:val="single" w:sz="4" w:space="0" w:color="000000"/>
-              <w:left w:val="single" w:sz="4" w:space="0" w:color="000000"/>
-              <w:bottom w:val="single" w:sz="4" w:space="0" w:color="000000"/>
-              <w:right w:val="single" w:sz="4" w:space="0" w:color="000000"/>
-            </w:tcBorders>
-            <w:vAlign w:val="center"/>
-          </w:tcPr>
-          <w:p>
-            <w:pPr>
-              <w:spacing w:before="40" w:after="40"/>
-              <w:jc w:val="left"/>
-            </w:pPr>
-            <w:r>
-              <w:rPr>
-                <w:rFonts w:ascii="Adani" w:hAnsi="Adani"/>
-                <w:b w:val="0"/>
-                <w:sz w:val="18"/>
-                <w:u w:val="none"/>
-              </w:rPr>
-              <w:t>15/12/2011</w:t>
-            </w:r>
-          </w:p>
-        </w:tc>
-      </w:tr>
-      <w:tr>
-        <w:tc>
-          <w:tcPr>
-            <w:tcW w:type="dxa" w:w="2268"/>
-            <w:shd w:val="clear" w:color="auto" w:fill="FFFFFF"/>
-            <w:tcBorders>
-              <w:top w:val="single" w:sz="4" w:space="0" w:color="000000"/>
-              <w:left w:val="single" w:sz="4" w:space="0" w:color="000000"/>
-              <w:bottom w:val="single" w:sz="4" w:space="0" w:color="000000"/>
-              <w:right w:val="single" w:sz="4" w:space="0" w:color="000000"/>
-            </w:tcBorders>
-            <w:vAlign w:val="center"/>
-          </w:tcPr>
-          <w:p>
-            <w:pPr>
-              <w:spacing w:before="40" w:after="40"/>
-              <w:jc w:val="left"/>
-            </w:pPr>
-            <w:r>
-              <w:rPr>
-                <w:rFonts w:ascii="Adani" w:hAnsi="Adani"/>
-                <w:b w:val="0"/>
-                <w:sz w:val="18"/>
-                <w:u w:val="none"/>
-              </w:rPr>
-              <w:t>U45201GJ2008PLC052844</w:t>
-            </w:r>
-          </w:p>
-        </w:tc>
-        <w:tc>
-          <w:tcPr>
-            <w:tcW w:type="dxa" w:w="4252"/>
-            <w:shd w:val="clear" w:color="auto" w:fill="FFFFFF"/>
-            <w:tcBorders>
-              <w:top w:val="single" w:sz="4" w:space="0" w:color="000000"/>
-              <w:left w:val="single" w:sz="4" w:space="0" w:color="000000"/>
-              <w:bottom w:val="single" w:sz="4" w:space="0" w:color="000000"/>
-              <w:right w:val="single" w:sz="4" w:space="0" w:color="000000"/>
-            </w:tcBorders>
-            <w:vAlign w:val="center"/>
-          </w:tcPr>
-          <w:p>
-            <w:pPr>
-              <w:spacing w:before="40" w:after="40"/>
-              <w:jc w:val="left"/>
-            </w:pPr>
-            <w:r>
-              <w:rPr>
-                <w:rFonts w:ascii="Adani" w:hAnsi="Adani"/>
-                <w:b w:val="0"/>
-                <w:sz w:val="18"/>
-                <w:u w:val="none"/>
-              </w:rPr>
-              <w:t>SHANKHESHWAR BUILDWELL LIMITED</w:t>
-            </w:r>
-          </w:p>
-        </w:tc>
-        <w:tc>
-          <w:tcPr>
-            <w:tcW w:type="dxa" w:w="1587"/>
-            <w:shd w:val="clear" w:color="auto" w:fill="FFFFFF"/>
-            <w:tcBorders>
-              <w:top w:val="single" w:sz="4" w:space="0" w:color="000000"/>
-              <w:left w:val="single" w:sz="4" w:space="0" w:color="000000"/>
-              <w:bottom w:val="single" w:sz="4" w:space="0" w:color="000000"/>
-              <w:right w:val="single" w:sz="4" w:space="0" w:color="000000"/>
-            </w:tcBorders>
-            <w:vAlign w:val="center"/>
-          </w:tcPr>
-          <w:p>
-            <w:pPr>
-              <w:spacing w:before="40" w:after="40"/>
-              <w:jc w:val="left"/>
-            </w:pPr>
-            <w:r>
-              <w:rPr>
-                <w:rFonts w:ascii="Adani" w:hAnsi="Adani"/>
-                <w:b w:val="0"/>
-                <w:sz w:val="18"/>
-                <w:u w:val="none"/>
-              </w:rPr>
-              <w:t>Director</w:t>
-            </w:r>
-          </w:p>
-        </w:tc>
-        <w:tc>
-          <w:tcPr>
-            <w:tcW w:type="dxa" w:w="1304"/>
-            <w:shd w:val="clear" w:color="auto" w:fill="FFFFFF"/>
-            <w:tcBorders>
-              <w:top w:val="single" w:sz="4" w:space="0" w:color="000000"/>
-              <w:left w:val="single" w:sz="4" w:space="0" w:color="000000"/>
-              <w:bottom w:val="single" w:sz="4" w:space="0" w:color="000000"/>
-              <w:right w:val="single" w:sz="4" w:space="0" w:color="000000"/>
-            </w:tcBorders>
-            <w:vAlign w:val="center"/>
-          </w:tcPr>
-          <w:p>
-            <w:pPr>
-              <w:spacing w:before="40" w:after="40"/>
-              <w:jc w:val="left"/>
-            </w:pPr>
-            <w:r>
-              <w:rPr>
-                <w:rFonts w:ascii="Adani" w:hAnsi="Adani"/>
-                <w:b w:val="0"/>
-                <w:sz w:val="18"/>
-                <w:u w:val="none"/>
-              </w:rPr>
-              <w:t>15/12/2009</w:t>
             </w:r>
           </w:p>
         </w:tc>

--- a/Backend/Director_Disclosure/Output_Disclosures/2024-25/MUNDRA_LPG_TERMINAL_PRIVATE_LIMITED/MBP-1/MBP1_BHAVIK_BHARATKUMAR_SHAH_00005781.docx
+++ b/Backend/Director_Disclosure/Output_Disclosures/2024-25/MUNDRA_LPG_TERMINAL_PRIVATE_LIMITED/MBP-1/MBP1_BHAVIK_BHARATKUMAR_SHAH_00005781.docx
@@ -2840,7 +2840,7 @@
                 <w:sz w:val="18"/>
                 <w:u w:val="none"/>
               </w:rPr>
-              <w:t>Date:   15th May, 2026</w:t>
+              <w:t>Date:   27th May, 2026</w:t>
             </w:r>
           </w:p>
         </w:tc>
@@ -3877,7 +3877,7 @@
                 <w:sz w:val="18"/>
                 <w:u w:val="none"/>
               </w:rPr>
-              <w:t>Date:   15th May, 2026</w:t>
+              <w:t>Date:   27th May, 2026</w:t>
             </w:r>
           </w:p>
         </w:tc>
@@ -4038,7 +4038,7 @@
           <w:sz w:val="20"/>
           <w:u w:val="none"/>
         </w:rPr>
-        <w:t>15th May, 2026</w:t>
+        <w:t>27th May, 2026</w:t>
       </w:r>
     </w:p>
     <w:p>
